--- a/B01821011_Final_Report_Package_for_Supervisor/01_Dissertation/Arka_Talukder_Dissertation_Final.docx
+++ b/B01821011_Final_Report_Package_for_Supervisor/01_Dissertation/Arka_Talukder_Dissertation_Final.docx
@@ -114,7 +114,17 @@
     </w:p>
     <w:p>
       <w:r>
-        <w:t>IoT devices are used everywhere now, but many of them are not very secure. Security teams need tools that can find attacks and explain why they are found. This project builds a small system that detects attacks in IoT networks using a graph neural network (GNN) with federated learning. The main question is: how can an explainable GNN, trained with federated learning, detect attacks in IoT flow data and create alerts for SOC teams on simple edge devices? The project uses the CICIoT2023 dataset. It builds graphs from flow windows and compares a dynamic GNN (Graph Attention with GRU) to Random Forest and MLP. Federated learning uses Flower and FedAvg with three clients. Explainability uses Integrated Gradients and attention weights. Alerts are output in JSON format. The system gets 100% F1 and ROC-AUC for both centralised and federated GNN. CPU inference takes under 23 ms per sample. Federated learning keeps full performance without sharing raw data. Sensitivity, ablation, and multi-seed checks support the main design. The prototype shows that this approach can work for SOC use on edge devices.</w:t>
+        <w:t>Internet of Things (IoT) and software-defined flow telemetry increase the volume of security-relevant data that Security Operations Centres must triage. Analysts need accurate detection on commodity CPUs, respect for data locality, and SIEM-friendly justified alerts—motivating explainable, federated, graph-based intrusion detection at the edge.</w:t>
+      </w:r>
+    </w:p>
+    <w:p>
+      <w:r>
+        <w:t>Much prior work treats graph models, federated learning, or explainable AI for intrusion detection in isolation; few student-scale prototypes combine all three with SIEM-shaped JSON on a public benchmark. On CICIoT2023, strong Random Forest and MLP baselines already perform well, so the dissertation asks where temporal graphs and FedAvg under non-IID splits add value when only public flow features exist (no device-level topology).</w:t>
+      </w:r>
+    </w:p>
+    <w:p>
+      <w:r>
+        <w:t>A dynamic GNN (GAT + GRU over kNN flow graphs) is trained with Flower FedAvg (three clients); Captum attributions and attention cues feed ECS-like alerts from FastAPI. Chapter 8 reports 100% test F1 and ROC-AUC for centralised and federated GNN on the fixed subset, fewer false alarms than Random Forest on the same split, about 22.7 ms CPU inference per sequence, about 31 MB federated messaging over ten rounds, plus ablation, sensitivity, and multi-seed checks. Scope is a 45-day MSc build; limitations and future work are in Chapter 9.</w:t>
       </w:r>
     </w:p>
     <w:p>
@@ -123,21 +133,29 @@
       </w:r>
     </w:p>
     <w:p>
-      <w:r>
-        <w:t>Word count: ~195 (verify in Word before submission; handbook cap often 200 words).</w:t>
-      </w:r>
-    </w:p>
-    <w:p>
       <w:pPr>
         <w:pStyle w:val="Heading1"/>
       </w:pPr>
       <w:r>
+        <w:t>Acknowledgements</w:t>
+      </w:r>
+    </w:p>
+    <w:p>
+      <w:r>
+        <w:t>I thank my supervisor, Dr. Raja Ujjan, for technical guidance, feedback on design and evaluation, and support throughout the project. I thank my moderator, Muhsin Hassanu, for reviewing interim work and helping sharpen the final report. I am grateful to School and programme staff for module materials and submission guidance, and to the MSc Project co-ordinator for administrative communication around milestones and ethics. Finally, I thank friends and family for patience during intensive writing and experiment runs.</w:t>
+      </w:r>
+    </w:p>
+    <w:p>
+      <w:pPr>
+        <w:pStyle w:val="Heading1"/>
+      </w:pPr>
+      <w:r>
         <w:t>Table of Contents</w:t>
       </w:r>
     </w:p>
     <w:p>
       <w:r>
-        <w:t>(UWS-style chapter numbering; align page numbers in Word after PDF/DOCX export.)</w:t>
+        <w:t>Acknowledgements</w:t>
       </w:r>
     </w:p>
     <w:p>
@@ -202,7 +220,7 @@
     </w:p>
     <w:p>
       <w:r>
-        <w:t>Chapter 13 – Appendices (A: Process Documents; B: Project Specification; C: Reproducibility)</w:t>
+        <w:t>Chapter 13 – Appendices (A: process; B: specification; C: reproducibility; D: handbook App. 1 code figures; E: handbook App. 4 optional; mapping table + Word export note inside)</w:t>
       </w:r>
     </w:p>
     <w:p>
@@ -767,6 +785,198 @@
           </w:p>
         </w:tc>
       </w:tr>
+      <w:tr>
+        <w:tc>
+          <w:tcPr>
+            <w:tcW w:type="dxa" w:w="2880"/>
+          </w:tcPr>
+          <w:p>
+            <w:r>
+              <w:t>17</w:t>
+            </w:r>
+          </w:p>
+        </w:tc>
+        <w:tc>
+          <w:tcPr>
+            <w:tcW w:type="dxa" w:w="2880"/>
+          </w:tcPr>
+          <w:p>
+            <w:r>
+              <w:t>Appendix 1 — Figure A1-1: `DynamicGNN` class (GAT + GRU / ablation path)</w:t>
+            </w:r>
+          </w:p>
+        </w:tc>
+        <w:tc>
+          <w:tcPr>
+            <w:tcW w:type="dxa" w:w="2880"/>
+          </w:tcPr>
+          <w:p>
+            <w:r>
+              <w:t>—</w:t>
+            </w:r>
+          </w:p>
+        </w:tc>
+      </w:tr>
+      <w:tr>
+        <w:tc>
+          <w:tcPr>
+            <w:tcW w:type="dxa" w:w="2880"/>
+          </w:tcPr>
+          <w:p>
+            <w:r>
+              <w:t>18</w:t>
+            </w:r>
+          </w:p>
+        </w:tc>
+        <w:tc>
+          <w:tcPr>
+            <w:tcW w:type="dxa" w:w="2880"/>
+          </w:tcPr>
+          <w:p>
+            <w:r>
+              <w:t>Appendix 1 — Figure A1-2: `flows_to_knn_graph` — building one *k*NN window graph</w:t>
+            </w:r>
+          </w:p>
+        </w:tc>
+        <w:tc>
+          <w:tcPr>
+            <w:tcW w:type="dxa" w:w="2880"/>
+          </w:tcPr>
+          <w:p>
+            <w:r>
+              <w:t>—</w:t>
+            </w:r>
+          </w:p>
+        </w:tc>
+      </w:tr>
+      <w:tr>
+        <w:tc>
+          <w:tcPr>
+            <w:tcW w:type="dxa" w:w="2880"/>
+          </w:tcPr>
+          <w:p>
+            <w:r>
+              <w:t>19</w:t>
+            </w:r>
+          </w:p>
+        </w:tc>
+        <w:tc>
+          <w:tcPr>
+            <w:tcW w:type="dxa" w:w="2880"/>
+          </w:tcPr>
+          <w:p>
+            <w:r>
+              <w:t>Appendix 1 — Figure A1-3: Stratified windowing — `build_graphs_for_split`</w:t>
+            </w:r>
+          </w:p>
+        </w:tc>
+        <w:tc>
+          <w:tcPr>
+            <w:tcW w:type="dxa" w:w="2880"/>
+          </w:tcPr>
+          <w:p>
+            <w:r>
+              <w:t>—</w:t>
+            </w:r>
+          </w:p>
+        </w:tc>
+      </w:tr>
+      <w:tr>
+        <w:tc>
+          <w:tcPr>
+            <w:tcW w:type="dxa" w:w="2880"/>
+          </w:tcPr>
+          <w:p>
+            <w:r>
+              <w:t>20</w:t>
+            </w:r>
+          </w:p>
+        </w:tc>
+        <w:tc>
+          <w:tcPr>
+            <w:tcW w:type="dxa" w:w="2880"/>
+          </w:tcPr>
+          <w:p>
+            <w:r>
+              <w:t>Appendix 1 — Figure A1-4: `explain_sequence` — Integrated Gradients and top-*k* ranking</w:t>
+            </w:r>
+          </w:p>
+        </w:tc>
+        <w:tc>
+          <w:tcPr>
+            <w:tcW w:type="dxa" w:w="2880"/>
+          </w:tcPr>
+          <w:p>
+            <w:r>
+              <w:t>—</w:t>
+            </w:r>
+          </w:p>
+        </w:tc>
+      </w:tr>
+      <w:tr>
+        <w:tc>
+          <w:tcPr>
+            <w:tcW w:type="dxa" w:w="2880"/>
+          </w:tcPr>
+          <w:p>
+            <w:r>
+              <w:t>21</w:t>
+            </w:r>
+          </w:p>
+        </w:tc>
+        <w:tc>
+          <w:tcPr>
+            <w:tcW w:type="dxa" w:w="2880"/>
+          </w:tcPr>
+          <w:p>
+            <w:r>
+              <w:t>Appendix 1 — Figure A1-5: Flower federated client entry — `run_federated.py`</w:t>
+            </w:r>
+          </w:p>
+        </w:tc>
+        <w:tc>
+          <w:tcPr>
+            <w:tcW w:type="dxa" w:w="2880"/>
+          </w:tcPr>
+          <w:p>
+            <w:r>
+              <w:t>—</w:t>
+            </w:r>
+          </w:p>
+        </w:tc>
+      </w:tr>
+      <w:tr>
+        <w:tc>
+          <w:tcPr>
+            <w:tcW w:type="dxa" w:w="2880"/>
+          </w:tcPr>
+          <w:p>
+            <w:r>
+              <w:t>22</w:t>
+            </w:r>
+          </w:p>
+        </w:tc>
+        <w:tc>
+          <w:tcPr>
+            <w:tcW w:type="dxa" w:w="2880"/>
+          </w:tcPr>
+          <w:p>
+            <w:r>
+              <w:t>Appendix 1 — Figure A1-6: FastAPI `/score` — inference, explanation, ECS-style alert</w:t>
+            </w:r>
+          </w:p>
+        </w:tc>
+        <w:tc>
+          <w:tcPr>
+            <w:tcW w:type="dxa" w:w="2880"/>
+          </w:tcPr>
+          <w:p>
+            <w:r>
+              <w:t>—</w:t>
+            </w:r>
+          </w:p>
+        </w:tc>
+      </w:tr>
     </w:tbl>
     <w:p>
       <w:pPr>
@@ -1061,7 +1271,7 @@
     </w:p>
     <w:p>
       <w:r>
-        <w:t>This chapter establishes the problem (IoT and SOC alert load), motivation for graph-based, federated, explainable detection on CPU edge devices, and the research aim with sub-questions and scope. It explains how the rest of the report maps onto the MSc marking bands: introduction (5%), literature (20%), research design (20%), implementation (25%), evaluation (5%), results presentation (5%), conclusions and recommendations (10%), critical self-evaluation (10%).</w:t>
+        <w:t>This chapter establishes the problem (IoT and SOC alert load), motivation for graph-based, federated, explainable detection on CPU edge devices, and the research aim with sub-questions and scope. It explains how the rest of the report maps onto the marking criteria in the agreed Project Specification (see §1.6 and Appendix B).</w:t>
       </w:r>
     </w:p>
     <w:p>
@@ -1155,7 +1365,7 @@
     </w:p>
     <w:p>
       <w:r>
-        <w:t>The project uses the CICIoT2023 dataset (Pinto et al., 2023) and works with a manageable subset so that experiments can be done in the available time. The public version of this dataset has 46 pre-computed flow features but no device identifiers like IP addresses. So, a device-based graph (where nodes are devices and edges are flows between them) was not possible. Instead, the project uses a kNN feature-similarity graph. Consecutive flows are grouped into fixed-size windows. Each flow becomes a node with its 46 features. Edges connect each flow to its k-nearest neighbours in feature space. Recent work shows that this kind of graph can capture patterns in network data and improve classification (Ngo et al., 2025; Basak et al., 2025). The main model is a dynamic GNN with Graph Attention and GRU. It is compared with Random Forest and MLP. Federated learning uses the Flower framework and FedAvg with three clients. Explainability uses Integrated Gradients (Captum) and attention weights. The output is SIEM-style JSON alerts in ECS-like format, with the main features and flows that led to the alert. The system runs as a FastAPI endpoint. CPU inference time is measured to check it works for edge deployment.</w:t>
+        <w:t>The project uses the CICIoT2023 dataset (Pinto et al., 2023) and works with a manageable subset so that experiments can be done in the available time. The public version of this dataset has 46 pre-computed flow features but no device identifiers like IP addresses. So, a device-based graph (where nodes are devices and edges are flows between them) was not possible. The agreed project specification (Appendix B) describes that ideal device–flow graph in its overview; this dissertation implements flow-level nodes with kNN feature-similarity edges because that is what the public release supports, following agreement with the supervisor. Consecutive flows are grouped into fixed-size windows. Each flow becomes a node with its 46 features. Edges connect each flow to its k-nearest neighbours in feature space. Recent work shows that this kind of graph can capture patterns in network data and improve classification (Ngo et al., 2025; Basak et al., 2025). The main model is a dynamic GNN with Graph Attention and GRU. It is compared with Random Forest and MLP. Federated learning uses the Flower framework and FedAvg with three clients. Explainability uses Integrated Gradients (Captum) and attention weights. The output is SIEM-style JSON alerts in ECS-like format, with the main features and flows that led to the alert. The system runs as a FastAPI endpoint. CPU inference time is measured to check it works for edge deployment.</w:t>
       </w:r>
     </w:p>
     <w:p>
@@ -1173,7 +1383,7 @@
     </w:p>
     <w:p>
       <w:r>
-        <w:t>The rest of the dissertation follows a UWS-style chapter layout (similar to the School’s exemplar reports). Chapter 2 reviews literature. Chapter 3 covers project management and risks. Chapter 4 sets out research design and methodology. Chapter 5 presents system and graph design (including the pipeline figure). Chapter 6 documents implementation. Chapter 7 describes testing and evaluation protocol and metrics. Chapter 8 presents results objectively. Chapter 9 combines discussion, conclusions, and recommendations to meet the combined interpretation and closing weighting in the assessment grid. Chapter 10 is critical self-evaluation. Chapters 11–12 are references and bibliography. Chapter 13 lists appendices.</w:t>
+        <w:t>The rest of the dissertation follows a UWS-style chapter layout (similar to the School’s exemplar reports). Chapter 2 reviews literature. Chapter 3 covers project management and risks. Chapter 4 sets out research design and methodology. Chapter 5 presents system and graph design (including the pipeline figure). Chapter 6 documents implementation. Chapter 7 describes testing and evaluation protocol and metrics. Chapter 8 presents results objectively. Chapter 9 combines discussion, conclusions, and recommendations to meet the combined interpretation and closing weighting in the assessment grid. Chapter 10 is critical self-evaluation. Chapters 11–12 are references and bibliography. Chapter 13 lists appendices (process, specification, reproducibility, Handbook Appendix 1 code figures with captions and interpretations, and optional repository or demonstration).</w:t>
       </w:r>
     </w:p>
     <w:p>
@@ -1181,12 +1391,230 @@
         <w:pStyle w:val="Heading2"/>
       </w:pPr>
       <w:r>
-        <w:t>1.6 Alignment with MSc Dissertation Marking Criteria</w:t>
-      </w:r>
-    </w:p>
-    <w:p>
-      <w:r>
-        <w:t>This dissertation is structured to meet the University’s marking scheme and distinction-level expectations. Chapter 1 (Introduction, 5%) sets out aim, research questions, and scope. Chapter 2 (Literature, 20%) gives critical analysis and the research gap. Chapters 4–5 (Research design, 20%) justify the dataset, methodology, graph design, models, federated setup, and evaluation plan. Chapter 6 (Implementation, 25%) documents the build for assessment and replication. Chapter 7 (Evaluation, 5%) defines experimental setup and metrics. Chapter 8 (Results presentation, 5%) reports evidence objectively (tables/figures). Chapter 9 (Conclusions and recommendations, 10%) interprets findings, states limitations, and proposes future work—including material that, in other layouts, might appear as a separate “Discussion” chapter. Chapter 10 (Critical self-evaluation, 10%) reflects on process and learning.</w:t>
+        <w:t>1.6 Alignment with the marking criteria in the Project Specification</w:t>
+      </w:r>
+    </w:p>
+    <w:p>
+      <w:r>
+        <w:t>The dissertation is organised against the marking criteria and weightings recorded in the agreed Project Specification (Appendix B). That is the same grid you committed to in formally submitted progress work: Introduction 5%; Context / Literature Review 20%; Research Design 20%; Implementation (Practical Work) 25%; Evaluation 5%; Presentation of Results 5%; Conclusions and Recommendations 10%; Critical Self-Evaluation 10% (total 100%).</w:t>
+      </w:r>
+    </w:p>
+    <w:p>
+      <w:r>
+        <w:t>The chapter mapping is:</w:t>
+      </w:r>
+    </w:p>
+    <w:tbl>
+      <w:tblPr>
+        <w:tblW w:type="auto" w:w="0"/>
+        <w:tblLook w:firstColumn="1" w:firstRow="1" w:lastColumn="0" w:lastRow="0" w:noHBand="0" w:noVBand="1" w:val="04A0"/>
+      </w:tblPr>
+      <w:tblGrid>
+        <w:gridCol w:w="4320"/>
+        <w:gridCol w:w="4320"/>
+      </w:tblGrid>
+      <w:tr>
+        <w:tc>
+          <w:tcPr>
+            <w:tcW w:type="dxa" w:w="4320"/>
+          </w:tcPr>
+          <w:p>
+            <w:r>
+              <w:t>Criterion (weight)</w:t>
+            </w:r>
+          </w:p>
+        </w:tc>
+        <w:tc>
+          <w:tcPr>
+            <w:tcW w:type="dxa" w:w="4320"/>
+          </w:tcPr>
+          <w:p>
+            <w:r>
+              <w:t>Where it is addressed in this dissertation</w:t>
+            </w:r>
+          </w:p>
+        </w:tc>
+      </w:tr>
+      <w:tr>
+        <w:tc>
+          <w:tcPr>
+            <w:tcW w:type="dxa" w:w="4320"/>
+          </w:tcPr>
+          <w:p>
+            <w:r>
+              <w:t>Introduction (5%)</w:t>
+            </w:r>
+          </w:p>
+        </w:tc>
+        <w:tc>
+          <w:tcPr>
+            <w:tcW w:type="dxa" w:w="4320"/>
+          </w:tcPr>
+          <w:p>
+            <w:r>
+              <w:t>**Chapter 1** — aim, questions, scope, structure</w:t>
+            </w:r>
+          </w:p>
+        </w:tc>
+      </w:tr>
+      <w:tr>
+        <w:tc>
+          <w:tcPr>
+            <w:tcW w:type="dxa" w:w="4320"/>
+          </w:tcPr>
+          <w:p>
+            <w:r>
+              <w:t>Literature (20%)</w:t>
+            </w:r>
+          </w:p>
+        </w:tc>
+        <w:tc>
+          <w:tcPr>
+            <w:tcW w:type="dxa" w:w="4320"/>
+          </w:tcPr>
+          <w:p>
+            <w:r>
+              <w:t>**Chapter 2** — critical review, comparison table, figures, gap</w:t>
+            </w:r>
+          </w:p>
+        </w:tc>
+      </w:tr>
+      <w:tr>
+        <w:tc>
+          <w:tcPr>
+            <w:tcW w:type="dxa" w:w="4320"/>
+          </w:tcPr>
+          <w:p>
+            <w:r>
+              <w:t>Research design (20%)</w:t>
+            </w:r>
+          </w:p>
+        </w:tc>
+        <w:tc>
+          <w:tcPr>
+            <w:tcW w:type="dxa" w:w="4320"/>
+          </w:tcPr>
+          <w:p>
+            <w:r>
+              <w:t>**Chapters 4–5** — methodology, dataset, graph and system design</w:t>
+            </w:r>
+          </w:p>
+        </w:tc>
+      </w:tr>
+      <w:tr>
+        <w:tc>
+          <w:tcPr>
+            <w:tcW w:type="dxa" w:w="4320"/>
+          </w:tcPr>
+          <w:p>
+            <w:r>
+              <w:t>Implementation (25%)</w:t>
+            </w:r>
+          </w:p>
+        </w:tc>
+        <w:tc>
+          <w:tcPr>
+            <w:tcW w:type="dxa" w:w="4320"/>
+          </w:tcPr>
+          <w:p>
+            <w:r>
+              <w:t>**Chapter 6** — build, modules, tooling, reproducibility</w:t>
+            </w:r>
+          </w:p>
+        </w:tc>
+      </w:tr>
+      <w:tr>
+        <w:tc>
+          <w:tcPr>
+            <w:tcW w:type="dxa" w:w="4320"/>
+          </w:tcPr>
+          <w:p>
+            <w:r>
+              <w:t>Evaluation (5%)</w:t>
+            </w:r>
+          </w:p>
+        </w:tc>
+        <w:tc>
+          <w:tcPr>
+            <w:tcW w:type="dxa" w:w="4320"/>
+          </w:tcPr>
+          <w:p>
+            <w:r>
+              <w:t>**Chapter 7** — protocol, metrics, setup</w:t>
+            </w:r>
+          </w:p>
+        </w:tc>
+      </w:tr>
+      <w:tr>
+        <w:tc>
+          <w:tcPr>
+            <w:tcW w:type="dxa" w:w="4320"/>
+          </w:tcPr>
+          <w:p>
+            <w:r>
+              <w:t>Results presentation (5%)</w:t>
+            </w:r>
+          </w:p>
+        </w:tc>
+        <w:tc>
+          <w:tcPr>
+            <w:tcW w:type="dxa" w:w="4320"/>
+          </w:tcPr>
+          <w:p>
+            <w:r>
+              <w:t>**Chapter 8** — tables and figures, minimal interpretation</w:t>
+            </w:r>
+          </w:p>
+        </w:tc>
+      </w:tr>
+      <w:tr>
+        <w:tc>
+          <w:tcPr>
+            <w:tcW w:type="dxa" w:w="4320"/>
+          </w:tcPr>
+          <w:p>
+            <w:r>
+              <w:t>Conclusions &amp; recommendations (10%)</w:t>
+            </w:r>
+          </w:p>
+        </w:tc>
+        <w:tc>
+          <w:tcPr>
+            <w:tcW w:type="dxa" w:w="4320"/>
+          </w:tcPr>
+          <w:p>
+            <w:r>
+              <w:t>**Chapter 9** — answers to questions, implications, limits, future work</w:t>
+            </w:r>
+          </w:p>
+        </w:tc>
+      </w:tr>
+      <w:tr>
+        <w:tc>
+          <w:tcPr>
+            <w:tcW w:type="dxa" w:w="4320"/>
+          </w:tcPr>
+          <w:p>
+            <w:r>
+              <w:t>Critical self-evaluation (10%)</w:t>
+            </w:r>
+          </w:p>
+        </w:tc>
+        <w:tc>
+          <w:tcPr>
+            <w:tcW w:type="dxa" w:w="4320"/>
+          </w:tcPr>
+          <w:p>
+            <w:r>
+              <w:t>**Chapter 10** — reflection on process and learning</w:t>
+            </w:r>
+          </w:p>
+        </w:tc>
+      </w:tr>
+    </w:tbl>
+    <w:p>
+      <w:r>
+        <w:t>Approximate balance: In the current Markdown draft, Chapter 2 is about 19% of the main-body word count — close to the 20% literature weighting in the specification grid above.</w:t>
       </w:r>
     </w:p>
     <w:p>
@@ -1194,12 +1622,12 @@
         <w:pStyle w:val="Heading3"/>
       </w:pPr>
       <w:r>
-        <w:t>1.6.1 Project specification wording vs. official marking grid</w:t>
-      </w:r>
-    </w:p>
-    <w:p>
-      <w:r>
-        <w:t>The signed Project Specification (see Appendix B) states the technical aim, deliverables, and timeline. Occasionally, draft or informal specification text may quote different percentage splits for marking (for example 15% for literature in one place and 20% in another, or figures copied from an older template). For assessment, the authoritative source is the official MSc Project marking criteria issued by the University for this cohort (as described in the MSc Project Handbook), not ad-hoc percentages on an earlier form. This dissertation is organised to match that handbook grid: Introduction 5%, Literature 20%, Research design 20%, Implementation 25%, Evaluation 5%, Results presentation 5%, Conclusions and recommendations 10%, Critical self-evaluation 10%. Chapter 2 is written to satisfy the Literature Review band at the level expected for that weighting (critical synthesis, comparison table, figures, explicit gap). If any line in the specification PDF still shows 15% for literature, the student should treat that as superseded by the handbook for marking purposes and confirm with the supervisor that the submitted thesis follows the handbook; the specification’s scope and deliverables remain as agreed.</w:t>
+        <w:t>1.6.1 If your signed specification PDF shows different percentages</w:t>
+      </w:r>
+    </w:p>
+    <w:p>
+      <w:r>
+        <w:t>Some forms or drafts may still show 15% for literature (or other variants). What matters for you is the signed specification in Appendix B. If that signed copy does not match the table above, update this section and the Appendix B file so the thesis and the embedded specification match what was formally approved.</w:t>
       </w:r>
     </w:p>
     <w:p>
@@ -1212,7 +1640,7 @@
     </w:p>
     <w:p>
       <w:r>
-        <w:t>Chapter 1 has framed the SOC/IoT problem, stated the research questions, explained scope and limits, and mapped chapters to the percentage guidance used by the programme.</w:t>
+        <w:t>Chapter 1 has framed the SOC/IoT problem, stated the research questions, explained scope and limits, and mapped chapters to the marking criteria in the Project Specification (§1.6).</w:t>
       </w:r>
     </w:p>
     <w:p>
@@ -1341,7 +1769,7 @@
     </w:p>
     <w:p>
       <w:r>
-        <w:t>SOC teams use SIEM and related tools to collect logs and flow data and to generate alerts. A well-known problem is alert fatigue. Too many alerts and too many false positives make it hard for analysts to focus on real threats (Cuppens and Miege, 2002). If an alert does not explain why it was raised, triage becomes slower and more guesswork. Cuppens and Miege (2002) proposed alert correlation to reduce noise by grouping related alerts. But the main problem remains: many detection systems output labels without saying why. This is still relevant today.</w:t>
+        <w:t>SOC teams use SIEM and related tools to collect logs and flow data and to generate alerts. A well-known problem is alert fatigue. Too many alerts and too many false positives make it hard for analysts to focus on real threats (Cuppens and Miège, 2002). If an alert does not explain why it was raised, triage becomes slower and more guesswork. Cuppens and Miège (2002) proposed alert correlation to reduce noise by grouping related alerts. But the main problem remains: many detection systems output labels without saying why. This is still relevant today.</w:t>
       </w:r>
     </w:p>
     <w:p>
@@ -1374,7 +1802,7 @@
     </w:p>
     <w:p>
       <w:r>
-        <w:t>Networks change over time. New connections appear, traffic volumes shift, and attacks develop in stages. Dynamic or temporal graph models try to capture this. One common approach is to combine a GNN with a recurrent module (e.g. GRU or LSTM). The model sees a sequence of graph snapshots and learns from how the graph evolves. Several papers have used this for fraud detection or anomaly detection (e.g. Liu et al., 2019). Lusa et al. (2025) proposed TE-G-SAGE for network intrusion detection. It combines temporal edge features with GraphSAGE. They showed that both edge-level and temporal information improve accuracy. Basak et al. (2025) developed X-GANet for network intrusion detection. They confirmed that attention-based GNNs can get high accuracy and also give interpretable outputs. For IoT flow data, building time-windowed graphs and using a dynamic GNN (GAT + GRU in this project) is a reasonable way to test whether structure and temporality improve detection over simple models like Random Forest or MLP. The literature supports the idea that graph structure can add value. But the actual gain depends on the data and task. That is why this project compares the dynamic GNN to baselines. GNNs also cost more to run than tabular models. The trade-off between accuracy and inference time matters for edge deployment. This project evaluates it. The combination of GAT (for learning which neighbours matter) and GRU (for learning how the graph evolves) is a common pattern in temporal graph learning. This project applies it to IoT flow data with kNN graph construction. This has not been explored much in prior work. Figure 12 illustrates the conceptual flow: graph snapshots over time are processed by the GAT, then the sequence of graph representations is fed to a GRU for temporal modelling before the final prediction.</w:t>
+        <w:t>Networks change over time. New connections appear, traffic volumes shift, and attacks develop in stages. Dynamic or temporal graph models try to capture this. One common approach is to combine a GNN with a recurrent module (e.g. GRU or LSTM). The model sees a sequence of graph snapshots and learns from how the graph evolves. Several papers have used this for fraud detection or anomaly detection (e.g. Zheng et al., 2019). Lusa et al. (2025) proposed TE-G-SAGE for network intrusion detection. It combines temporal edge features with GraphSAGE. They showed that both edge-level and temporal information improve accuracy. Basak et al. (2025) developed X-GANet for network intrusion detection. They confirmed that attention-based GNNs can get high accuracy and also give interpretable outputs. For IoT flow data, building time-windowed graphs and using a dynamic GNN (GAT + GRU in this project) is a reasonable way to test whether structure and temporality improve detection over simple models like Random Forest or MLP. The literature supports the idea that graph structure can add value. But the actual gain depends on the data and task. That is why this project compares the dynamic GNN to baselines. GNNs also cost more to run than tabular models. The trade-off between accuracy and inference time matters for edge deployment. This project evaluates it. The combination of GAT (for learning which neighbours matter) and GRU (for learning how the graph evolves) is a common pattern in temporal graph learning. This project applies it to IoT flow data with kNN graph construction. This has not been explored much in prior work. Figure 12 illustrates the conceptual flow: graph snapshots over time are processed by the GAT, then the sequence of graph representations is fed to a GRU for temporal modelling before the final prediction.</w:t>
       </w:r>
     </w:p>
     <w:p>
@@ -1428,7 +1856,7 @@
     </w:p>
     <w:p>
       <w:r>
-        <w:t>Sources: Velickovic et al. (2018); Liu et al. (2019); Lusa et al. (2025); Basak et al. (2025). Full references in Chapter 11.</w:t>
+        <w:t>Sources: Velickovic et al. (2018); Zheng et al. (2019); Lusa et al. (2025); Basak et al. (2025). Full references in Chapter 11.</w:t>
       </w:r>
     </w:p>
     <w:p>
@@ -1500,7 +1928,7 @@
     </w:p>
     <w:p>
       <w:r>
-        <w:t>Federated learning has been used in IoT and edge settings (e.g. Qu et al., 2019). Lazzarini et al. (2023) looked at federated learning for IoT intrusion detection. They found that FedAvg can get performance similar to centralised training while keeping data local. Albanbay et al. (2025) did a performance study on federated intrusion detection in IoT. They showed that non-IID data across clients is a key factor for convergence and accuracy. When clients have different attack types or different mixes of benign and malicious traffic, the global model must learn from mixed updates. FedAvg can still converge, but the number of rounds and aggregation strategy matter. Challenges include communication cost, non-IID data, and possible drops in accuracy compared to centralised training. In this project, Flower is used to implement FedAvg with three clients and a Dirichlet-based non-IID data split. The goal is to show that federated training can get performance close to centralised training. The evaluation includes communication cost and round-by-round performance. Flower was chosen because it works well with PyTorch and supports custom client and server logic.</w:t>
+        <w:t>Federated learning has been used in IoT and fog-edge settings (e.g. Qu et al., 2020). Lazzarini et al. (2023) looked at federated learning for IoT intrusion detection. They found that FedAvg can get performance similar to centralised training while keeping data local. Albanbay et al. (2025) did a performance study on federated intrusion detection in IoT. They showed that non-IID data across clients is a key factor for convergence and accuracy. When clients have different attack types or different mixes of benign and malicious traffic, the global model must learn from mixed updates. FedAvg can still converge, but the number of rounds and aggregation strategy matter. Challenges include communication cost, non-IID data, and possible drops in accuracy compared to centralised training. In this project, Flower is used to implement FedAvg with three clients and a Dirichlet-based non-IID data split. The goal is to show that federated training can get performance close to centralised training. The evaluation includes communication cost and round-by-round performance. Flower was chosen because it works well with PyTorch and supports custom client and server logic.</w:t>
       </w:r>
     </w:p>
     <w:p>
@@ -2469,6 +2897,11 @@
     </w:tbl>
     <w:p>
       <w:r>
+        <w:t>Source: Author compilation from the papers cited in Chapter 11; table is descriptive only.</w:t>
+      </w:r>
+    </w:p>
+    <w:p>
+      <w:r>
         <w:t>Figure 10: Positioning of related work — GNN, federated learning, explainability, and SIEM-style alerts</w:t>
       </w:r>
     </w:p>
@@ -2539,7 +2972,20 @@
         <w:pStyle w:val="Heading2"/>
       </w:pPr>
       <w:r>
-        <w:t>2.9 Chapter summary</w:t>
+        <w:t>2.9 Mapping to CyBOK (Cyber Security Body of Knowledge)</w:t>
+      </w:r>
+    </w:p>
+    <w:p>
+      <w:r>
+        <w:t>The agreed project specification (Appendix B) records this work against CyBOK knowledge areas. The dissertation aligns with the following topics in particular: Attacks &amp; Defences → Security Operations &amp; Incident Management (SIEM-style alerting, SOC triage, and intrusion detection outputs); Infrastructure Security → Network Security (flow-based analysis and IoT traffic classification); Systems Security → Distributed Systems Security (federated learning without centralising raw client data); and Software and Platform Security → Software Security (engineering of the prototype pipeline, APIs, and reproducible scripts). Together, these areas situate the project within the School’s CyBOK mapping and match the specification’s indicative coverage.</w:t>
+      </w:r>
+    </w:p>
+    <w:p>
+      <w:pPr>
+        <w:pStyle w:val="Heading2"/>
+      </w:pPr>
+      <w:r>
+        <w:t>2.10 Chapter summary</w:t>
       </w:r>
     </w:p>
     <w:p>
@@ -2741,7 +3187,7 @@
     </w:p>
     <w:p>
       <w:r>
-        <w:t>Only public CICIoT2023 data is used; there are no human participants or proprietary organisational datasets. Process and ethics paperwork are referenced in Appendix A/B as required by the handbook.</w:t>
+        <w:t>Only public CICIoT2023 data is used; there are no human participants or proprietary organisational datasets. The signed specification ethics section records supervisor confirmation that the project does not require full ethics-review board approval under School procedures (February 2026), which matches the use of non-sensitive public data only. Process and ethics paperwork are referenced in Appendix A/B as required by the handbook.</w:t>
       </w:r>
     </w:p>
     <w:p>
@@ -2749,7 +3195,25 @@
         <w:pStyle w:val="Heading2"/>
       </w:pPr>
       <w:r>
-        <w:t>3.5 Chapter summary</w:t>
+        <w:t>3.5 Interim report feedback incorporated</w:t>
+      </w:r>
+    </w:p>
+    <w:p>
+      <w:r>
+        <w:t>The MSc Project Handbook requires that feedback on the interim report (written and verbal from supervisor and moderator) be taken into account in the final submission. After interim submission, feedback reinforced: (1) keeping the end-to-end story visible (data → model → federation → explainability → SOC-shaped output), not only literature; (2) tightening the evaluation plan before reporting numbers; (3) being explicit about limits of a lab subset and very high test metrics; and (4) reserving effort for final analysis and write-up rather than scope creep.</w:t>
+      </w:r>
+    </w:p>
+    <w:p>
+      <w:r>
+        <w:t>Actions taken in the final dissertation include: completing the full evaluation and results chapters (7–8) with tables and figures promised at interim; adding ablation, sensitivity, and multi-seed checks so robustness is evidenced (going beyond the interim contingency of dropping sensitivity if time ran short); strengthening critical reflection (Chapter 10) on methodology, federation, and the “100% metrics” question; and documenting reproducibility (Chapter 13). Any remaining suggestions from the interim review are acknowledged as limitations and future work in Chapter 9.</w:t>
+      </w:r>
+    </w:p>
+    <w:p>
+      <w:pPr>
+        <w:pStyle w:val="Heading2"/>
+      </w:pPr>
+      <w:r>
+        <w:t>3.6 Chapter summary</w:t>
       </w:r>
     </w:p>
     <w:p>
@@ -2829,12 +3293,12 @@
     </w:p>
     <w:p>
       <w:r>
-        <w:t>- Random Forest: A baseline that works on tabular features (e.g. per-flow or per-window aggregates). It does not use graph structure. It is trained on the same data in a flat format. Random Forest is a strong baseline for tabular data and is widely used in intrusion detection; it provides a reference for whether the graph and temporal modelling add value.</w:t>
-      </w:r>
-    </w:p>
-    <w:p>
-      <w:r>
-        <w:t>- MLP (Multi-Layer Perceptron): Another baseline on tabular features. It is a simple feed-forward neural network. It provides a neural baseline without graph or temporal components. The MLP can learn non-linear decision boundaries but cannot exploit relational or sequential structure.</w:t>
+        <w:t>- Random Forest: A baseline on tabular flow-level data: each training/test instance is one processed flow (the same 46 standardised features as in the graph pipeline), with no graph structure. Implemented via scikit-learn on the train/test parquet splits (src/models/baselines.py).</w:t>
+      </w:r>
+    </w:p>
+    <w:p>
+      <w:r>
+        <w:t>- MLP (Multi-Layer Perceptron): The same flow-level representation as Random Forest—a feed-forward network on 46-dimensional rows without graph or temporal modelling (MLPBaseline in src/models/baselines.py).</w:t>
       </w:r>
     </w:p>
     <w:p>
@@ -2941,7 +3405,7 @@
     </w:p>
     <w:p>
       <w:r>
-        <w:t>Chapter 4 has defined the research stance, data, models, federation, XAI ingredients, and evaluation plan. Structural graph and pipeline visuals are given in Chapter 5.</w:t>
+        <w:t>Chapter 4 has defined the research stance, data, models, federation, XAI ingredients, and evaluation plan. Chapter 5 gives structural graph and pipeline design; Chapter 6 gives implementation detail.</w:t>
       </w:r>
     </w:p>
     <w:p>
@@ -2990,7 +3454,7 @@
     </w:p>
     <w:p>
       <w:r>
-        <w:t>- Windows and sequences: Flows are grouped into fixed-size windows (e.g. 50 flows per window). The graph label is determined by majority vote of the per-flow binary labels within the window. Consecutive windows form a temporal sequence (e.g. 5 windows per sample), which the GRU component of the dynamic GNN processes to capture how flow patterns evolve over time. The sequence length determines how much temporal context the model sees; 5 windows was chosen to balance context with memory and training time.</w:t>
+        <w:t>- Windows and sequences: Flows are grouped into fixed-size windows (e.g. 50 flows per window). To handle extreme class imbalance at flow level, the implementation (src/data/graph_builder.py) builds each window only from flows in a single class pool (benign or attack); the graph-level label is that pool’s class (within a window all flows share the same label, so this matches a unanimous vote but is defined by construction, not by aggregating mixed labels). Benign and attack windows are balanced, then shuffled into one list. Training samples are sequences of five consecutive graphs in that list; the sequence-level label is attack if any of the five windows is attack-labeled (GraphSequenceDataset in src/data/dataset.py). The GRU reads the five graph embeddings in order. Five windows was chosen to balance context with memory and training time.</w:t>
       </w:r>
     </w:p>
     <w:p>
@@ -3061,6 +3525,11 @@
       </w:r>
     </w:p>
     <w:p>
+      <w:r>
+        <w:t>Source: Author’s own diagram; reflects the implementation and data path described in Chapters 5–6 and Appendix C.</w:t>
+      </w:r>
+    </w:p>
+    <w:p>
       <w:pPr>
         <w:pStyle w:val="Heading2"/>
       </w:pPr>
@@ -3137,7 +3606,7 @@
     </w:p>
     <w:p>
       <w:r>
-        <w:t>Preprocessing includes feature standardisation (zero mean, unit variance) using statistics computed only on the training set, then applied to validation and test to avoid leakage. For the GNN, flow sequences are grouped into windows and converted to graph format; for Random Forest and MLP, the same flows are used in tabular form (one row per flow or per window aggregate, depending on the baseline design). The preprocessing pipeline is implemented in src/data/preprocess.py and src/data/dataset.py, with configuration (window size, sequence length, k for kNN) specified in config/experiment.yaml.</w:t>
+        <w:t>Preprocessing includes feature standardisation (zero mean, unit variance) using statistics computed only on the training set, then applied to validation and test to avoid leakage. For the GNN, flows are windowed and converted to graphs as in §6.4. For Random Forest and MLP, the same processed splits are used in tabular form with exactly one row per flow (46 features + binary label), loaded by load_processed_split in src/models/baselines.py—not window aggregates. Graph-sequence construction uses src/data/dataset.py; configuration is in config/experiment.yaml.</w:t>
       </w:r>
     </w:p>
     <w:p>
@@ -3155,7 +3624,7 @@
     </w:p>
     <w:p>
       <w:r>
-        <w:t>To address the severe class imbalance in CICIoT2023 (approximately 97.8% attack, 2.2% benign at the flow level), a stratified windowing strategy is used: benign and attack flows are separated into distinct pools, windows are constructed independently from each pool (with overlapping stride for the minority class to augment the number of benign windows), and the resulting graphs are balanced and shuffled before training. The graph label is assigned based on the class of the pool the window was drawn from. The result is a sequence of balanced graphs, one per window, which is passed to the dynamic GNN. For Random Forest and MLP, the same data is used in a flat format: each sample is a single flow-level feature vector without explicit graph structure. This keeps the baselines comparable in terms of the information available, although they cannot exploit the neighbourhood relationships encoded in the graph. The window size (e.g. 50 flows per window) and sequence length (e.g. 5 windows per sample) are configurable; the chosen values were validated on the validation set to ensure sufficient temporal context without excessive memory use.</w:t>
+        <w:t>Stratified windowing, single-class pools, balancing, shuffle, and kNN edge construction follow §5.2 and build_graphs_for_split / flows_to_knn_graph in src/data/graph_builder.py. Random Forest and MLP consume per-flow rows from the processed parquet files as above—not graph windows.</w:t>
       </w:r>
     </w:p>
     <w:p>
@@ -3168,12 +3637,12 @@
     </w:p>
     <w:p>
       <w:r>
-        <w:t>Random Forest: Implemented with scikit-learn. The input is the tabular representation (one row per window or per flow, with features and label). Standard hyperparameters (number of trees, max depth) are tuned on the validation set. The implementation uses 200 trees and max_depth=20 as default; these were found to give good performance without overfitting. Class weights are applied to account for any remaining imbalance in the training data.</w:t>
-      </w:r>
-    </w:p>
-    <w:p>
-      <w:r>
-        <w:t>MLP: A feed-forward network with three hidden layers (128, 64, and 32 units) and ReLU activation. Input dimension matches the feature vector size (46); output is one neuron for binary classification with sigmoid. Trained with binary cross-entropy loss and Adam optimiser (learning rate 1e-3). Validation loss is monitored for early stopping if needed (patience of 10 epochs). Dropout (0.2) is applied between layers to reduce overfitting.</w:t>
+        <w:t>Random Forest: Implemented with scikit-learn on one row per processed flow (46 features + label). The implementation uses 200 trees and max_depth=20; class weights address flow-level imbalance in the training parquet.</w:t>
+      </w:r>
+    </w:p>
+    <w:p>
+      <w:r>
+        <w:t>MLP: Feed-forward network with three hidden layers (128, 64, 32), ReLU, dropout 0.2; two output logits for benign vs. attack, trained with cross-entropy and Adam (learning rate 1e-3), matching MLPBaseline and the training loop in scripts/run_all.py.</w:t>
       </w:r>
     </w:p>
     <w:p>
@@ -3250,7 +3719,7 @@
     </w:p>
     <w:p>
       <w:r>
-        <w:t>The FastAPI app (src/siem/api.py) loads the trained model from checkpoint at startup. The inference endpoint accepts either raw flow features (which are converted to graph format if needed) or pre-built graph sequences. For batch requests, the code processes samples in sequence to measure per-sample latency; parallel batching could be added for higher throughput. The measured inference times (e.g. 22.70 ms for the GNN per sequence) confirm that the model can run on CPU with latency suitable for near-real-time alerting. The API can be containerised with Docker for deployment on edge servers or cloud instances. The scripts/run_all.py script orchestrates the full pipeline: data preprocessing, graph construction, model training (centralised and federated), evaluation, and generation of example alerts and plots. The scripts/generate_alerts_and_plots.py script produces the five example alerts with explanations, the FL convergence plot, and the model comparison bar chart. These scripts ensure that all results reported in the dissertation can be reproduced from the codebase and configuration.</w:t>
+        <w:t>The FastAPI app (src/siem/api.py) loads the trained model from checkpoint at startup. The inference endpoint accepts either raw flow features (which are converted to graph format if needed) or pre-built graph sequences. For batch requests, the code processes samples in sequence to measure per-sample latency; parallel batching could be added for higher throughput. The measured inference times (e.g. 22.70 ms for the GNN per sequence) confirm that the model can run on CPU with latency suitable for near-real-time alerting. The API can be containerised with Docker for deployment on edge servers or cloud instances. The scripts/run_all.py script orchestrates preprocessing, graph construction, baseline training, central GNN training, and metric/plot outputs for the centralised path. Federated training is run via the Flower entry points (see Appendix C). The scripts/generate_alerts_and_plots.py script produces example alerts, the FL convergence plot, and additional figures. These scripts ensure that all results reported in the dissertation can be reproduced from the codebase and configuration.</w:t>
       </w:r>
     </w:p>
     <w:p>
@@ -3391,7 +3860,7 @@
     </w:p>
     <w:p>
       <w:r>
-        <w:t>The CICIoT2023 subset used in this project was selected to include a representative mix of benign and attack traffic. Each split (train, validation, test) contains 500,000 flows; at flow level the class distribution is approximately 2.3% benign and 97.7% attack (see results/metrics/dataset_stats.json, generated by scripts/dataset_statistics.py). The stratified windowing strategy produces balanced graph-level data (approximately 50% benign, 50% attack windows) despite this flow-level imbalance. After windowing, the GNN dataset comprises 920 training sequences, 928 validation sequences, and 934 test sequences (each sequence = 5 consecutive graph windows of 50 flows, i.e. 250 flows per sample). The train/validation/test split ensures no overlap; the test set is used only for final reporting. The Random Forest and MLP baselines use the same processed flows in tabular format (one row per flow) on the same splits, so comparison is on the same underlying data; the GNN is evaluated at sequence level (one prediction per sequence of 5 windows). The federated split assigns each client a different proportion of classes via Dirichlet(alpha=0.5), simulating non-IID conditions where different sites observe different threat profiles.</w:t>
+        <w:t>The CICIoT2023 subset used in this project was selected to include a representative mix of benign and attack traffic. Each split (train, validation, test) contains 500,000 flows; at flow level the class distribution is approximately 2.3% benign and 97.7% attack (see results/metrics/dataset_stats.json, generated by scripts/dataset_statistics.py). The stratified windowing strategy produces balanced graph-level data (approximately 50% benign, 50% attack windows) despite this flow-level imbalance. After windowing, the GNN dataset comprises 920 training sequences, 928 validation sequences, and 934 test sequences (each sequence = five consecutive graph snapshots in the shuffled graph list; each snapshot = 50 flows; sequence label = attack if any snapshot is attack-labeled—see GraphSequenceDataset). The train/validation/test split ensures no overlap; the test set is used only for final reporting. The Random Forest and MLP baselines use the same processed flows in tabular format (one row per flow) on the same splits, so comparison is on the same underlying data; the GNN is evaluated at sequence level (one prediction per sequence of 5 windows). The federated split assigns each client a different proportion of classes via Dirichlet(alpha=0.5), simulating non-IID conditions where different sites observe different threat profiles.</w:t>
       </w:r>
     </w:p>
     <w:p>
@@ -3438,7 +3907,7 @@
     </w:p>
     <w:p>
       <w:r>
-        <w:t>This chapter presents results mainly as tables, figures, and short factual description. Deeper interpretation (what the numbers imply for design, federation, and robustness) is reserved for Chapter 9. Core training and evaluation use scripts/run_all.py and scripts/generate_alerts_and_plots.py on the fixed splits; sensitivity and multi-seed experiments use B01821011_Arka_Talukder_Main_Report/scripts/run_sensitivity_and_seeds.py (outputs in results/metrics/sensitivity_table.csv, results/metrics/multi_seed_summary.json, and results/figures/sensitivity.png). All artefacts are stored under results/metrics/, results/figures/, and results/alerts/.</w:t>
+        <w:t>This chapter presents results mainly as tables, figures, and short factual description. Deeper interpretation (what the numbers imply for design, federation, and robustness) is reserved for Chapter 9. Core training and evaluation use scripts/run_all.py and scripts/generate_alerts_and_plots.py on the fixed splits; sensitivity and multi-seed experiments use scripts/run_sensitivity_and_seeds.py (outputs in results/metrics/sensitivity_table.csv, results/metrics/multi_seed_summary.json, and results/figures/sensitivity.png). All artefacts are stored under results/metrics/, results/figures/, and results/alerts/.</w:t>
       </w:r>
     </w:p>
     <w:p>
@@ -3783,6 +4252,11 @@
         </w:tc>
       </w:tr>
     </w:tbl>
+    <w:p>
+      <w:r>
+        <w:t>Source: Author-derived metrics on the fixed CICIoT2023 subset (Pinto et al., 2023); results/metrics/results_table.csv; reproducibility in Chapter 13.</w:t>
+      </w:r>
+    </w:p>
     <w:p>
       <w:r>
         <w:t>Figure 2: Confusion matrix for Dynamic GNN on test set</w:t>
@@ -3834,6 +4308,11 @@
     </w:p>
     <w:p>
       <w:r>
+        <w:t>Source: Author’s own plot from test-set predictions; data CICIoT2023 (Pinto et al., 2023); scripts/run_all.py.</w:t>
+      </w:r>
+    </w:p>
+    <w:p>
+      <w:r>
         <w:t>Figure 3: ROC curve for Dynamic GNN on test set</w:t>
       </w:r>
     </w:p>
@@ -3883,6 +4362,11 @@
     </w:p>
     <w:p>
       <w:r>
+        <w:t>Source: Author’s own plot from test-set scores; data CICIoT2023 (Pinto et al., 2023); scripts/run_all.py.</w:t>
+      </w:r>
+    </w:p>
+    <w:p>
+      <w:r>
         <w:t>Figure 6: Confusion matrix for Random Forest on test set</w:t>
       </w:r>
     </w:p>
@@ -3932,6 +4416,11 @@
     </w:p>
     <w:p>
       <w:r>
+        <w:t>Source: Author’s own plot; baseline from scripts/run_all.py; data CICIoT2023 (Pinto et al., 2023).</w:t>
+      </w:r>
+    </w:p>
+    <w:p>
+      <w:r>
         <w:t>Figure 7: Confusion matrix for MLP on test set</w:t>
       </w:r>
     </w:p>
@@ -3981,6 +4470,11 @@
     </w:p>
     <w:p>
       <w:r>
+        <w:t>Source: Author’s own plot; baseline from scripts/run_all.py; data CICIoT2023 (Pinto et al., 2023).</w:t>
+      </w:r>
+    </w:p>
+    <w:p>
+      <w:r>
         <w:t>Figure 8: ROC curve for Random Forest on test set</w:t>
       </w:r>
     </w:p>
@@ -4030,6 +4524,11 @@
     </w:p>
     <w:p>
       <w:r>
+        <w:t>Source: Author’s own plot; baseline from scripts/run_all.py; data CICIoT2023 (Pinto et al., 2023).</w:t>
+      </w:r>
+    </w:p>
+    <w:p>
+      <w:r>
         <w:t>Figure 9: ROC curve for MLP on test set</w:t>
       </w:r>
     </w:p>
@@ -4079,6 +4578,11 @@
     </w:p>
     <w:p>
       <w:r>
+        <w:t>Source: Author’s own plot; baseline from scripts/run_all.py; data CICIoT2023 (Pinto et al., 2023).</w:t>
+      </w:r>
+    </w:p>
+    <w:p>
+      <w:r>
         <w:t>The confusion matrices (Figures 2, 6, 7) report TP, TN, FP, and FN counts per model. Figure 2 shows zero FP and zero FN for the GNN on this test set. Figures 6 and 7 show 187 FP for Random Forest and 4 FP for MLP (benign predicted as attack). The ROC curves (Figures 3, 8, 9) plot TPR vs. FPR across thresholds; reported ROC-AUC values are in Table 1. Implications for SOC triage and model choice are discussed in Chapter 9.</w:t>
       </w:r>
     </w:p>
@@ -4690,6 +5194,11 @@
         </w:tc>
       </w:tr>
     </w:tbl>
+    <w:p>
+      <w:r>
+        <w:t>Source: Author-derived round metrics; Flower FedAvg run; results/metrics/ (see Chapter 13).</w:t>
+      </w:r>
+    </w:p>
     <w:p>
       <w:r>
         <w:t>Figure 4: Federated learning convergence (F1 and ROC-AUC vs. round)</w:t>
@@ -4740,6 +5249,11 @@
       </w:r>
     </w:p>
     <w:p>
+      <w:r>
+        <w:t>Source: Author’s own plot; scripts/generate_alerts_and_plots.py / federated training logs; data CICIoT2023 (Pinto et al., 2023).</w:t>
+      </w:r>
+    </w:p>
+    <w:p>
       <w:pPr>
         <w:pStyle w:val="Heading2"/>
       </w:pPr>
@@ -5063,6 +5577,11 @@
         </w:tc>
       </w:tr>
     </w:tbl>
+    <w:p>
+      <w:r>
+        <w:t>Source: results/metrics/gnn_training_history.json; central GNN training run (scripts/run_all.py).</w:t>
+      </w:r>
+    </w:p>
     <w:p>
       <w:pPr>
         <w:pStyle w:val="Heading2"/>
@@ -5126,6 +5645,11 @@
       </w:r>
     </w:p>
     <w:p>
+      <w:r>
+        <w:t>Source: Author’s own plot; metrics from Table 1 and inference timings in results/metrics/; scripts/generate_alerts_and_plots.py.</w:t>
+      </w:r>
+    </w:p>
+    <w:p>
       <w:pPr>
         <w:pStyle w:val="Heading2"/>
       </w:pPr>
@@ -5386,6 +5910,11 @@
         </w:tc>
       </w:tr>
     </w:tbl>
+    <w:p>
+      <w:r>
+        <w:t>Source: results/metrics/ablation_table.csv; scripts/run_ablation.py; test split CICIoT2023 (Pinto et al., 2023).</w:t>
+      </w:r>
+    </w:p>
     <w:p>
       <w:r>
         <w:t>Numeric summary: full (GAT + GRU) — precision 1.0000, F1 1.0000, ROC-AUC 1.0000, inference 22.70 ms; GAT-only (mean pool over windows) — precision 0.9923, F1 0.9961, ROC-AUC 1.0000, inference 16.06 ms.</w:t>
@@ -5442,7 +5971,12 @@
     </w:p>
     <w:p>
       <w:r>
-        <w:t>Interpretation of the temporal (GRU) vs. pooling trade-off is in §9.2 and §9.4.</w:t>
+        <w:t>Source: Author’s own plot; results/metrics/ablation_table.csv; scripts/run_ablation.py.</w:t>
+      </w:r>
+    </w:p>
+    <w:p>
+      <w:r>
+        <w:t>Interpretation of the temporal (GRU) vs. pooling trade-off is in §9.3 and §9.5.</w:t>
       </w:r>
     </w:p>
     <w:p>
@@ -5455,7 +5989,7 @@
     </w:p>
     <w:p>
       <w:r>
-        <w:t>Sensitivity analysis checks whether the main results hold when key hyperparameters change. Two levers are: (1) window size (number of flows per graph snapshot), and (2) k in the kNN graph. The main experiments use window size 50 and k = 5. The pipeline was re-run for all combinations of window_size ∈ {30, 50, 70} and knn_k ∈ {3, 5, 7} with other settings unchanged; metrics were written to results/metrics/sensitivity_table.csv (script: B01821011_Arka_Talukder_Main_Report/scripts/run_sensitivity_and_seeds.py).</w:t>
+        <w:t>Sensitivity analysis checks whether the main results hold when key hyperparameters change. Two levers are: (1) window size (number of flows per graph snapshot), and (2) k in the kNN graph. The main experiments use window size 50 and k = 5. The pipeline was re-run for all combinations of window_size ∈ {30, 50, 70} and knn_k ∈ {3, 5, 7} with other settings unchanged; metrics were written to results/metrics/sensitivity_table.csv (script: scripts/run_sensitivity_and_seeds.py).</w:t>
       </w:r>
     </w:p>
     <w:p>
@@ -6200,12 +6734,17 @@
     </w:tbl>
     <w:p>
       <w:r>
-        <w:t>Grid interpretation is in §9.2.</w:t>
-      </w:r>
-    </w:p>
-    <w:p>
-      <w:r>
-        <w:t>Figure 15: Sensitivity of test F1 and ROC-AUC to window size and kNN k.</w:t>
+        <w:t>Source: results/metrics/sensitivity_table.csv; scripts/run_sensitivity_and_seeds.py; test split CICIoT2023 (Pinto et al., 2023).</w:t>
+      </w:r>
+    </w:p>
+    <w:p>
+      <w:r>
+        <w:t>Grid interpretation is in §9.3.</w:t>
+      </w:r>
+    </w:p>
+    <w:p>
+      <w:r>
+        <w:t>*Figure 15: Sensitivity of test F1 and ROC-AUC to window size and kNN k***</w:t>
       </w:r>
     </w:p>
     <w:p>
@@ -6253,6 +6792,11 @@
       </w:r>
     </w:p>
     <w:p>
+      <w:r>
+        <w:t>Source: Author’s own plot; results/metrics/sensitivity_table.csv; scripts/run_sensitivity_and_seeds.py.</w:t>
+      </w:r>
+    </w:p>
+    <w:p>
       <w:pPr>
         <w:pStyle w:val="Heading2"/>
       </w:pPr>
@@ -6538,7 +7082,7 @@
           </w:tcPr>
           <w:p>
             <w:r>
-              <w:t>**Mean**</w:t>
+              <w:t>Mean</w:t>
             </w:r>
           </w:p>
         </w:tc>
@@ -6548,7 +7092,7 @@
           </w:tcPr>
           <w:p>
             <w:r>
-              <w:t>**1.0000**</w:t>
+              <w:t>1.0000</w:t>
             </w:r>
           </w:p>
         </w:tc>
@@ -6558,7 +7102,7 @@
           </w:tcPr>
           <w:p>
             <w:r>
-              <w:t>**1.0000**</w:t>
+              <w:t>1.0000</w:t>
             </w:r>
           </w:p>
         </w:tc>
@@ -6568,7 +7112,7 @@
           </w:tcPr>
           <w:p>
             <w:r>
-              <w:t>**1.0000**</w:t>
+              <w:t>1.0000</w:t>
             </w:r>
           </w:p>
         </w:tc>
@@ -6578,7 +7122,7 @@
           </w:tcPr>
           <w:p>
             <w:r>
-              <w:t>**1.0000**</w:t>
+              <w:t>1.0000</w:t>
             </w:r>
           </w:p>
         </w:tc>
@@ -6600,7 +7144,7 @@
           </w:tcPr>
           <w:p>
             <w:r>
-              <w:t>**Std**</w:t>
+              <w:t>Std</w:t>
             </w:r>
           </w:p>
         </w:tc>
@@ -6610,7 +7154,7 @@
           </w:tcPr>
           <w:p>
             <w:r>
-              <w:t>**0**</w:t>
+              <w:t>0</w:t>
             </w:r>
           </w:p>
         </w:tc>
@@ -6620,7 +7164,7 @@
           </w:tcPr>
           <w:p>
             <w:r>
-              <w:t>**0**</w:t>
+              <w:t>0</w:t>
             </w:r>
           </w:p>
         </w:tc>
@@ -6630,7 +7174,7 @@
           </w:tcPr>
           <w:p>
             <w:r>
-              <w:t>**0**</w:t>
+              <w:t>0</w:t>
             </w:r>
           </w:p>
         </w:tc>
@@ -6640,7 +7184,7 @@
           </w:tcPr>
           <w:p>
             <w:r>
-              <w:t>**0**</w:t>
+              <w:t>0</w:t>
             </w:r>
           </w:p>
         </w:tc>
@@ -6658,6 +7202,11 @@
     </w:tbl>
     <w:p>
       <w:r>
+        <w:t>Source: results/metrics/multi_seed_summary.json; scripts/run_sensitivity_and_seeds.py; test split CICIoT2023 (Pinto et al., 2023).</w:t>
+      </w:r>
+    </w:p>
+    <w:p>
+      <w:r>
         <w:t>Table 7 reports mean F1 = ROC-AUC = 1.0 and zero standard deviation on this test split for all three seeds. Per-seed inference times in the raw logs vary with CPU timing; the headline ~22.7 ms deployment figure is from the primary seed 42 run (Table 1). What this implies for generalisation is discussed in Chapter 9.</w:t>
       </w:r>
     </w:p>
@@ -6692,7 +7241,7 @@
     </w:p>
     <w:p>
       <w:r>
-        <w:t>This chapter answers the research questions, discusses strengths and limits, relates findings to the literature, summarises achievements, and lists future work—equivalent to the exemplar dissertation’s separation between “Results” and “Conclusion” but combined here to match the programme’s percentage allocation for conclusions and interpretive discussion.</w:t>
+        <w:t>This chapter answers the research questions, discusses strengths and limits, relates findings to the literature, summarises achievements, and lists future work—equivalent to the exemplar dissertation’s separation between “Results” and “Conclusion” but combined here to match the programme’s percentage allocation for conclusions and interpretive discussion. §9.2 gives a four-paragraph programme-style conclusion (field → contribution → limits → outlook); §9.3–§9.9 retain the detailed discussion structure used throughout the draft.</w:t>
       </w:r>
     </w:p>
     <w:p>
@@ -6700,7 +7249,35 @@
         <w:pStyle w:val="Heading2"/>
       </w:pPr>
       <w:r>
-        <w:t>9.2 Answering the Research Questions</w:t>
+        <w:t>9.2 Structured conclusion (programme format)</w:t>
+      </w:r>
+    </w:p>
+    <w:p>
+      <w:r>
+        <w:t>This dissertation addressed SOC-oriented, CPU-edge intrusion detection for Software-Defined IoT flow telemetry, where analysts need accurate models, privacy-preserving training where raw flows cannot be pooled, and explainable outputs that fit SIEM-style workflows. The work situates that need in CICIoT2023 and in prior literature that often treats GNNs, federated learning, and XAI separately rather than as one deployable path.</w:t>
+      </w:r>
+    </w:p>
+    <w:p>
+      <w:r>
+        <w:t>The main outcome is an end-to-end prototype: kNN feature-similarity graphs over windowed flows, a dynamic GNN (GAT + GRU), Flower FedAvg with three clients, Captum attributions and attention cues folded into ECS-like JSON via FastAPI. On the fixed subset and splits documented in Chapters 7–8, the central and federated GNN matched strong RF and MLP baselines on headline accuracy while reporting fewer false alarms on the test split, sub-23 ms CPU inference per sequence, modest federated communication over ten rounds, and supporting ablation, sensitivity, and multi-seed evidence.</w:t>
+      </w:r>
+    </w:p>
+    <w:p>
+      <w:r>
+        <w:t>Limitations are substantial and explicit: a 45-day MSc scope, a subset of a lab dataset, no device-level graph where the public release lacks identifiers, small federated topology, no formal SOC user study, and headline 100% metrics that must be read as subset-specific rather than universal—mitigated by split hygiene checks, baseline parity, and robustness tables, not dismissed.</w:t>
+      </w:r>
+    </w:p>
+    <w:p>
+      <w:r>
+        <w:t>Outlook: scaling data and clients, live-traffic validation, analyst-facing evaluation, tighter SIEM integration, and publication-oriented breakdowns (per attack type, stronger heterogeneity) are the natural next steps; they are expanded in §9.8. Together, the chapters show that the research questions are answered for a documented prototype, with honest limits and a clear path beyond the thesis.</w:t>
+      </w:r>
+    </w:p>
+    <w:p>
+      <w:pPr>
+        <w:pStyle w:val="Heading2"/>
+      </w:pPr>
+      <w:r>
+        <w:t>9.3 Answering the Research Questions</w:t>
       </w:r>
     </w:p>
     <w:p>
@@ -6743,7 +7320,7 @@
         <w:pStyle w:val="Heading2"/>
       </w:pPr>
       <w:r>
-        <w:t>9.3 Strengths and Limitations</w:t>
+        <w:t>9.4 Strengths and Limitations</w:t>
       </w:r>
     </w:p>
     <w:p>
@@ -6753,7 +7330,7 @@
     </w:p>
     <w:p>
       <w:r>
-        <w:t>Limitations: The scope is limited to a subset of CICIoT2023 and a short project timeline, so the results may not generalise to all IoT environments or attack types. The subset size was chosen to fit the 45-day constraint; a larger subset might reveal different trade-offs between models. The kNN graph construction assumes that feature similarity is a meaningful proxy for relational structure; when device identifiers are available, topology-based graphs might perform better. The federated simulation uses 3 clients and 10 rounds; real deployments with more clients, more heterogeneous data, or bandwidth constraints might require different configurations. The explainability analysis is based on five example alerts and author/supervisor judgment; a formal user study with SOC analysts would strengthen the claim that the explanations support triage. The number of federated clients is small (2–3), and the data split across clients may not reflect real-world non-IID settings. Explainability is applied to a subset of alerts if full run-time explanation is too slow. There is no formal user study with SOC analysts; the assessment of explanation usefulness is based on the author’s and supervisor’s judgment. The system is a prototype, not a production SIEM integration. The CICIoT2023 lab environment may not capture the noise, diversity, and evasion tactics present in real-world IoT deployments. Hyperparameter choices (e.g. k=5, window size, sequence length) were validated on the validation set but not exhaustively tuned; different configurations might yield different trade-offs. The 100% F1 and ROC-AUC on the test set, while encouraging, may reflect the relative ease of the chosen subset and should not be over-interpreted as evidence of universal performance.</w:t>
+        <w:t>Limitations: The scope is limited to a subset of CICIoT2023 and the 45-day MSc project timeline, so the results may not generalise to all IoT environments or attack types. The subset size was chosen to fit that constraint; a larger subset might reveal different trade-offs between models. The kNN graph construction assumes that feature similarity is a meaningful proxy for relational structure; when device identifiers are available, topology-based graphs might perform better. The federated simulation uses 3 clients and 10 rounds; real deployments with more clients, more heterogeneous data, or bandwidth constraints might require different configurations. The explainability analysis is based on five example alerts and author/supervisor judgment; a formal user study with SOC analysts would strengthen the claim that the explanations support triage. The number of federated clients is small (2–3), and the data split across clients may not reflect real-world non-IID settings. Explainability is applied to a subset of alerts if full run-time explanation is too slow. There is no formal user study with SOC analysts; the assessment of explanation usefulness is based on the author’s and supervisor’s judgment. The system is a prototype, not a production SIEM integration. The CICIoT2023 lab environment may not capture the noise, diversity, and evasion tactics present in real-world IoT deployments. Hyperparameter choices (e.g. k=5, window size, sequence length) were validated on the validation set but not exhaustively tuned; different configurations might yield different trade-offs. The 100% F1 and ROC-AUC on the test set, while encouraging, may reflect the relative ease of the chosen subset and should not be over-interpreted as evidence of universal performance.</w:t>
       </w:r>
     </w:p>
     <w:p>
@@ -6761,7 +7338,7 @@
         <w:pStyle w:val="Heading2"/>
       </w:pPr>
       <w:r>
-        <w:t>9.4 Practical Implications</w:t>
+        <w:t>9.5 Practical Implications</w:t>
       </w:r>
     </w:p>
     <w:p>
@@ -6779,7 +7356,7 @@
         <w:pStyle w:val="Heading2"/>
       </w:pPr>
       <w:r>
-        <w:t>9.5 Relation to Literature</w:t>
+        <w:t>9.6 Relation to Literature</w:t>
       </w:r>
     </w:p>
     <w:p>
@@ -6797,7 +7374,7 @@
         <w:pStyle w:val="Heading2"/>
       </w:pPr>
       <w:r>
-        <w:t>9.6 Summary of the Project</w:t>
+        <w:t>9.7 Summary of the Project</w:t>
       </w:r>
     </w:p>
     <w:p>
@@ -6807,12 +7384,7 @@
     </w:p>
     <w:p>
       <w:r>
-        <w:t>The project used the CICIoT2023 dataset (Pinto et al., 2023). It built kNN feature-similarity graphs from flow windows. Each flow is a node and edges link flows with similar characteristics. It implemented a dynamic GNN (GAT + GRU) alongside baselines (Random Forest and MLP). Federated learning used the Flower framework and FedAvg with three clients. Explainability used Integrated Gradients (Captum) and attention weights. Alerts were output in SIEM-style JSON format (ECS-like) with top features and flows. The system was deployed as a FastAPI endpoint. It was evaluated with precision, recall, F1-score, ROC-AUC, false positive rate, confusion matrix, federated round performance, communication cost, and CPU inference time. Three to five example alerts with explanations were produced and discussed for SOC triage.</w:t>
-      </w:r>
-    </w:p>
-    <w:p>
-      <w:r>
-        <w:t>The results showed that the pipeline is feasible. The dynamic GNN did better than baselines (100% F1 vs. 99.86% for RF and 99.42% for MLP). Federated learning matched centralised performance without sharing raw data. Explanations can be attached to alerts in an interpretable format. The prototype is suitable as an MSc-level demonstration and as a base for future work. The body of the dissertation now includes ten results figures (Figures 2–9 and 15–16) and seven numbered tables (Tables 1–4, 6–7, plus Table 5 in the Literature Review), giving layered evidence: baselines, federation, training history, alerts, ablation, sensitivity, and multi-seed stability. The project repository, config files, and scripts support full reproducibility. This dissertation is written so that the methodology, results, and discussion can be reused for a future journal submission; sensitivity and multi-seed artefacts are stored under results/metrics/ after running B01821011_Arka_Talukder_Main_Report/scripts/run_sensitivity_and_seeds.py.</w:t>
+        <w:t>Empirically, the pipeline met its stated targets on the fixed subset: the dynamic GNN matched or exceeded baselines on headline metrics (Chapter 8), federated training matched centralised GNN performance, and SIEM-style alerts with explanations were produced. Robustness artefacts (ablation, sensitivity grid, multi-seed summaries) live under results/metrics/ and are produced by scripts/run_ablation.py and scripts/run_sensitivity_and_seeds.py as documented in Chapter 13.</w:t>
       </w:r>
     </w:p>
     <w:p>
@@ -6820,7 +7392,7 @@
         <w:pStyle w:val="Heading2"/>
       </w:pPr>
       <w:r>
-        <w:t>9.7 Recommendations for Future Work</w:t>
+        <w:t>9.8 Recommendations for Future Work</w:t>
       </w:r>
     </w:p>
     <w:p>
@@ -6863,7 +7435,7 @@
         <w:pStyle w:val="Heading2"/>
       </w:pPr>
       <w:r>
-        <w:t>9.8 Chapter summary</w:t>
+        <w:t>9.9 Chapter summary</w:t>
       </w:r>
     </w:p>
     <w:p>
@@ -6948,7 +7520,7 @@
     </w:p>
     <w:p>
       <w:r>
-        <w:t>On the positive side, I structured the code into modules (data, graph, models, federated, explainability, API) so I could swap pieces — for example, running ablation by changing the temporal head without touching the GAT stack. That modularity paid off when I added the sensitivity script: it mostly re-used the same training entry points with different YAML overrides.</w:t>
+        <w:t>On the positive side, I structured the code into modules (data, graph, models, federated, explainability, API) so I could swap pieces — for example, running ablation by changing the temporal head without touching the GAT stack. That modularity paid off when I added scripts/run_sensitivity_and_seeds.py: it mostly re-used the same training entry points with different YAML overrides.</w:t>
       </w:r>
     </w:p>
     <w:p>
@@ -7028,102 +7600,102 @@
     </w:p>
     <w:p>
       <w:r>
-        <w:t>Alabbadi, A. and Bajaber, F. (2025) 'An intrusion detection system over the IoT data streams using eXplainable artificial intelligence (XAI)', Sensors, 25(3), p. 847. Available at: &lt;https://doi.org/10.3390/s25030847&gt;</w:t>
-      </w:r>
-    </w:p>
-    <w:p>
-      <w:r>
-        <w:t>Albanbay, N., Tursynbek, Y., Graffi, K., Uskenbayeva, R., Kalpeyeva, Z., Abilkaiyr, Z. and Ayapov, Y. (2025) 'Federated learning-based intrusion detection in IoT networks: performance evaluation and data scaling study', Journal of Sensor and Actuator Networks, 14(4), p. 78. Available at: &lt;https://doi.org/10.3390/jsan14040078&gt;</w:t>
-      </w:r>
-    </w:p>
-    <w:p>
-      <w:r>
-        <w:t>Basak, M., Kim, D.-W., Han, M.-M. and Shin, G.-Y. (2025) 'X-GANet: an explainable graph-based framework for robust network intrusion detection', Applied Sciences, 15(9), p. 5002. Available at: &lt;https://doi.org/10.3390/app15095002&gt;</w:t>
-      </w:r>
-    </w:p>
-    <w:p>
-      <w:r>
-        <w:t>Cuppens, F. and Miege, A. (2002) 'Alert correlation in a cooperative intrusion detection framework', Proceedings of the 2002 IEEE Symposium on Security and Privacy, pp. 202-215.</w:t>
-      </w:r>
-    </w:p>
-    <w:p>
-      <w:r>
-        <w:t>Han, Z., Zhang, C., Yang, G., Yang, P., Ren, J. and Liu, L. (2025) 'DIMK-GCN: a dynamic interactive multi-channel graph convolutional network model for intrusion detection', Electronics, 14(7), p. 1391. Available at: &lt;https://doi.org/10.3390/electronics14071391&gt;</w:t>
-      </w:r>
-    </w:p>
-    <w:p>
-      <w:r>
-        <w:t>Kokhlikyan, N., Miglani, V., Martin, M., Wang, E., Reynolds, J., Melnikov, A., Lunova, N. and Reblitz-Richardson, O. (2020) 'Captum: a unified and generic model interpretability library for PyTorch', arXiv preprint arXiv:2009.07896.</w:t>
-      </w:r>
-    </w:p>
-    <w:p>
-      <w:r>
-        <w:t>Kolias, C., Kambourakis, G., Stavrou, A. and Voas, J. (2017) 'DDoS in the IoT: Mirai and other botnets', Computer, 50(7), pp. 80-84.</w:t>
-      </w:r>
-    </w:p>
-    <w:p>
-      <w:r>
-        <w:t>Lazzarini, R., Tianfield, H. and Charissis, V. (2023) 'Federated learning for IoT intrusion detection', AI, 4(3), pp. 509-530. Available at: &lt;https://doi.org/10.3390/ai4030028&gt;</w:t>
-      </w:r>
-    </w:p>
-    <w:p>
-      <w:r>
-        <w:t>Liu, Y., Chen, J. and Zhou, J. (2019) 'Temporal graph neural networks for fraud detection', in Proceedings of the 2019 IEEE International Conference on Data Mining (ICDM), pp. 1202-1207.</w:t>
-      </w:r>
-    </w:p>
-    <w:p>
-      <w:r>
-        <w:t>Lundberg, S.M. and Lee, S.I. (2017) 'A unified approach to interpreting model predictions', in Advances in Neural Information Processing Systems, 30, pp. 4765-4774.</w:t>
-      </w:r>
-    </w:p>
-    <w:p>
-      <w:r>
-        <w:t>Lusa, R., Pintar, D. and Vranic, M. (2025) 'TE-G-SAGE: explainable edge-aware graph neural networks for network intrusion detection', Modelling, 6(4), p. 165. Available at: &lt;https://doi.org/10.3390/modelling6040165&gt;</w:t>
-      </w:r>
-    </w:p>
-    <w:p>
-      <w:r>
-        <w:t>McMahan, B., Moore, E., Ramage, D., Hampson, S. and Arcas, B.A.y. (2017) 'Communication-efficient learning of deep networks from decentralized data', in Proceedings of the 20th International Conference on Artificial Intelligence and Statistics (AISTATS), PMLR 54, pp. 1273-1282.</w:t>
-      </w:r>
-    </w:p>
-    <w:p>
-      <w:r>
-        <w:t>Ngo, T., Yin, J., Ge, Y.-F. and Wang, H. (2025) 'Optimizing IoT intrusion detection - a graph neural network approach with attribute-based graph construction', Information, 16(6), p. 499. Available at: &lt;https://doi.org/10.3390/info16060499&gt;</w:t>
-      </w:r>
-    </w:p>
-    <w:p>
-      <w:r>
-        <w:t>Pinto, C., Dadkhah, S., Ferreira, R., Zohourian, A., Lu, R. and Ghorbani, A.A. (2023) 'CICIoT2023: a real-time dataset and benchmark for large-scale attacks in IoT environment', Sensors, 23(13), p. 5941. Available at: &lt;https://doi.org/10.3390/s23135941&gt;</w:t>
-      </w:r>
-    </w:p>
-    <w:p>
-      <w:r>
-        <w:t>Qu, Y., Gao, L., Luan, T.H., Xiang, Y., Yu, S., Li, B. and Zheng, G. (2019) 'Decentralized privacy using blockchain-enabled federated learning in IoT systems', IEEE Internet of Things Journal, 6(5), pp. 8678-8687.</w:t>
-      </w:r>
-    </w:p>
-    <w:p>
-      <w:r>
-        <w:t>Sundararajan, M., Taly, A. and Yan, Q. (2017) 'Axiomatic attribution for deep networks', in Proceedings of the 34th International Conference on Machine Learning (ICML), PMLR 70, pp. 3319-3328.</w:t>
-      </w:r>
-    </w:p>
-    <w:p>
-      <w:r>
-        <w:t>Velickovic, P., Cucurull, G., Casanova, A., Romero, A., Lio, P. and Bengio, Y. (2018) 'Graph attention networks', in International Conference on Learning Representations (ICLR). Available at: &lt;https://openreview.net/forum?id=rJXMpikCZ&gt;</w:t>
-      </w:r>
-    </w:p>
-    <w:p>
-      <w:r>
-        <w:t>Wang, R., Zhao, J., Zhang, H., He, L., Li, H. and Huang, M. (2025) 'Network traffic analysis based on graph neural networks: a scoping review', Big Data and Cognitive Computing, 9(11), p. 270. Available at: &lt;https://doi.org/10.3390/bdcc9110270&gt;</w:t>
-      </w:r>
-    </w:p>
-    <w:p>
-      <w:r>
-        <w:t>Yang, S., Pan, W., Li, M., Yin, M., Ren, H., Chang, Y., Liu, Y., Zhang, S. and Lou, F. (2025) 'Industrial Internet of Things intrusion detection system based on graph neural network', Symmetry, 17(7), pp. 997-997. Available at: &lt;https://doi.org/10.3390/sym17070997&gt;</w:t>
-      </w:r>
-    </w:p>
-    <w:p>
-      <w:r>
-        <w:t>Zhong, M., Lin, M., Zhang, C. and Xu, Z. (2024) 'A survey on graph neural networks for intrusion detection systems: methods, trends and challenges', Computers and Security, 141, pp. 103821-103821. Available at: &lt;https://doi.org/10.1016/j.cose.2024.103821&gt;</w:t>
+        <w:t>Alabbadi, A. and Bajaber, F. (2025) 'An intrusion detection system over the IoT data streams using eXplainable artificial intelligence (XAI)', Sensors, 25(3), p. 847. Available at: https://doi.org/10.3390/s25030847</w:t>
+      </w:r>
+    </w:p>
+    <w:p>
+      <w:r>
+        <w:t>Albanbay, N., Tursynbek, Y., Graffi, K., Uskenbayeva, R., Kalpeyeva, Z., Abilkaiyr, Z. and Ayapov, Y. (2025) 'Federated learning-based intrusion detection in IoT networks: performance evaluation and data scaling study', Journal of Sensor and Actuator Networks, 14(4), p. 78. Available at: https://doi.org/10.3390/jsan14040078</w:t>
+      </w:r>
+    </w:p>
+    <w:p>
+      <w:r>
+        <w:t>Basak, M., Kim, D.-W., Han, M.-M. and Shin, G.-Y. (2025) 'X-GANet: an explainable graph-based framework for robust network intrusion detection', Applied Sciences, 15(9), p. 5002. Available at: https://doi.org/10.3390/app15095002</w:t>
+      </w:r>
+    </w:p>
+    <w:p>
+      <w:r>
+        <w:t>Cuppens, F. and Miège, A. (2002) 'Alert correlation in a cooperative intrusion detection framework', in Proceedings of the 2002 IEEE Symposium on Security and Privacy, pp. 202-215. Available at: https://doi.org/10.1109/secpri.2002.1004372</w:t>
+      </w:r>
+    </w:p>
+    <w:p>
+      <w:r>
+        <w:t>Han, Z., Zhang, C., Yang, G., Yang, P., Ren, J. and Liu, L. (2025) 'DIMK-GCN: a dynamic interactive multi-channel graph convolutional network model for intrusion detection', Electronics, 14(7), p. 1391. Available at: https://doi.org/10.3390/electronics14071391</w:t>
+      </w:r>
+    </w:p>
+    <w:p>
+      <w:r>
+        <w:t>Kokhlikyan, N., Miglani, V., Martin, M., Wang, E., Reynolds, J., Melnikov, A., Lunova, N. and Reblitz-Richardson, O. (2020) 'Captum: a unified and generic model interpretability library for PyTorch', arXiv preprint arXiv:2009.07896. Available at: https://arxiv.org/abs/2009.07896</w:t>
+      </w:r>
+    </w:p>
+    <w:p>
+      <w:r>
+        <w:t>Kolias, C., Kambourakis, G., Stavrou, A. and Voas, J. (2017) 'DDoS in the IoT: Mirai and other botnets', Computer, 50(7), pp. 80-84. Available at: https://doi.org/10.1109/mc.2017.201</w:t>
+      </w:r>
+    </w:p>
+    <w:p>
+      <w:r>
+        <w:t>Lazzarini, R., Tianfield, H. and Charissis, V. (2023) 'Federated learning for IoT intrusion detection', AI, 4(3), pp. 509-530. Available at: https://doi.org/10.3390/ai4030028</w:t>
+      </w:r>
+    </w:p>
+    <w:p>
+      <w:r>
+        <w:t>Lundberg, S.M. and Lee, S.I. (2017) 'A unified approach to interpreting model predictions', in Advances in Neural Information Processing Systems, 30, pp. 4765-4774. Available at: https://papers.nips.cc/paper/7062-a-unified-approach-to-interpreting-model-predictions</w:t>
+      </w:r>
+    </w:p>
+    <w:p>
+      <w:r>
+        <w:t>Lusa, R., Pintar, D. and Vranic, M. (2025) 'TE-G-SAGE: explainable edge-aware graph neural networks for network intrusion detection', Modelling, 6(4), p. 165. Available at: https://doi.org/10.3390/modelling6040165</w:t>
+      </w:r>
+    </w:p>
+    <w:p>
+      <w:r>
+        <w:t>McMahan, H.B., Moore, E., Ramage, D., Hampson, S. and Agüera y Arcas, B. (2017) 'Communication-efficient learning of deep networks from decentralized data', in Proceedings of the 20th International Conference on Artificial Intelligence and Statistics (AISTATS), PMLR 54, pp. 1273-1282. Available at: https://proceedings.mlr.press/v54/mcmahan17a.html</w:t>
+      </w:r>
+    </w:p>
+    <w:p>
+      <w:r>
+        <w:t>Ngo, T., Yin, J., Ge, Y.-F. and Wang, H. (2025) 'Optimizing IoT intrusion detection - a graph neural network approach with attribute-based graph construction', Information, 16(6), p. 499. Available at: https://doi.org/10.3390/info16060499</w:t>
+      </w:r>
+    </w:p>
+    <w:p>
+      <w:r>
+        <w:t>Pinto, C., Dadkhah, S., Ferreira, R., Zohourian, A., Lu, R. and Ghorbani, A.A. (2023) 'CICIoT2023: a real-time dataset and benchmark for large-scale attacks in IoT environment', Sensors, 23(13), p. 5941. Available at: https://doi.org/10.3390/s23135941</w:t>
+      </w:r>
+    </w:p>
+    <w:p>
+      <w:r>
+        <w:t>Qu, Y., Gao, L., Luan, T.H., Xiang, Y., Yu, S., Li, B. and Zheng, G. (2020) 'Decentralized Privacy Using Blockchain-Enabled Federated Learning in Fog Computing', IEEE Internet of Things Journal, 7(6), pp. 5171-5183. Available at: https://doi.org/10.1109/JIOT.2020.2977383</w:t>
+      </w:r>
+    </w:p>
+    <w:p>
+      <w:r>
+        <w:t>Sundararajan, M., Taly, A. and Yan, Q. (2017) 'Axiomatic attribution for deep networks', in Proceedings of the 34th International Conference on Machine Learning (ICML), PMLR 70, pp. 3319-3328. Available at: http://proceedings.mlr.press/v70/sundararajan17a.html</w:t>
+      </w:r>
+    </w:p>
+    <w:p>
+      <w:r>
+        <w:t>Velickovic, P., Cucurull, G., Casanova, A., Romero, A., Lio, P. and Bengio, Y. (2018) 'Graph attention networks', in International Conference on Learning Representations (ICLR). Available at: https://openreview.net/forum?id=rJXMpikCZ</w:t>
+      </w:r>
+    </w:p>
+    <w:p>
+      <w:r>
+        <w:t>Wang, R., Zhao, J., Zhang, H., He, L., Li, H. and Huang, M. (2025) 'Network traffic analysis based on graph neural networks: a scoping review', Big Data and Cognitive Computing, 9(11), p. 270. Available at: https://doi.org/10.3390/bdcc9110270</w:t>
+      </w:r>
+    </w:p>
+    <w:p>
+      <w:r>
+        <w:t>Yang, S., Pan, W., Li, M., Yin, M., Ren, H., Chang, Y., Liu, Y., Zhang, S. and Lou, F. (2025) 'Industrial Internet of Things intrusion detection system based on graph neural network', Symmetry, 17(7), p. 997. Available at: https://doi.org/10.3390/sym17070997</w:t>
+      </w:r>
+    </w:p>
+    <w:p>
+      <w:r>
+        <w:t>Zheng, L., Li, Z., Li, J., Li, Z. and Gao, J. (2019) 'AddGraph: Anomaly Detection in Dynamic Graph Using Attention-based Temporal GCN', in Proceedings of the Twenty-Eighth International Joint Conference on Artificial Intelligence (IJCAI-19), pp. 4419-4425. Available at: https://doi.org/10.24963/ijcai.2019/614</w:t>
+      </w:r>
+    </w:p>
+    <w:p>
+      <w:r>
+        <w:t>Zhong, M., Lin, M., Zhang, C. and Xu, Z. (2024) 'A survey on graph neural networks for intrusion detection systems: methods, trends and challenges', Computers and Security, 141, p. 103821. Available at: https://doi.org/10.1016/j.cose.2024.103821</w:t>
       </w:r>
     </w:p>
     <w:p>
@@ -7136,7 +7708,7 @@
     </w:p>
     <w:p>
       <w:r>
-        <w:t>Some UWS dissertations separate References (works cited in-text) from a longer Bibliography (further reading). For this submission, all sources are cited in-text in Harvard style and listed once in Chapter 11. If examiners require a separate bibliography, duplicate non-cited technical notes (e.g. framework documentation) can be appended here without changing the numbered reference list.</w:t>
+        <w:t>Chapter 11 lists all cited sources in Harvard style. Chapter 12 is reserved for any examiner-requested supplementary bibliography and is otherwise unused.</w:t>
       </w:r>
     </w:p>
     <w:p>
@@ -7149,7 +7721,177 @@
     </w:p>
     <w:p>
       <w:r>
-        <w:t>For submission: embed or attach the following documents in the final Word/PDF. They are required by the MSc Project Handbook.</w:t>
+        <w:t>For submission: embed or attach the following documents in the final Word/PDF. They are required by the MSc Project Handbook and the School’s dissertation guideline.</w:t>
+      </w:r>
+    </w:p>
+    <w:p>
+      <w:r>
+        <w:t>Handbook numbering vs. this document. Programme materials often use Appendix 1–4. This thesis uses Appendix A–E in the technical body, then separate embedded headings in the automated Word export so letters are not duplicated.</w:t>
+      </w:r>
+    </w:p>
+    <w:tbl>
+      <w:tblPr>
+        <w:tblW w:type="auto" w:w="0"/>
+        <w:tblLook w:firstColumn="1" w:firstRow="1" w:lastColumn="0" w:lastRow="0" w:noHBand="0" w:noVBand="1" w:val="04A0"/>
+      </w:tblPr>
+      <w:tblGrid>
+        <w:gridCol w:w="2880"/>
+        <w:gridCol w:w="2880"/>
+        <w:gridCol w:w="2880"/>
+      </w:tblGrid>
+      <w:tr>
+        <w:tc>
+          <w:tcPr>
+            <w:tcW w:type="dxa" w:w="2880"/>
+          </w:tcPr>
+          <w:p>
+            <w:r>
+              <w:t>Handbook appendix</w:t>
+            </w:r>
+          </w:p>
+        </w:tc>
+        <w:tc>
+          <w:tcPr>
+            <w:tcW w:type="dxa" w:w="2880"/>
+          </w:tcPr>
+          <w:p>
+            <w:r>
+              <w:t>Role</w:t>
+            </w:r>
+          </w:p>
+        </w:tc>
+        <w:tc>
+          <w:tcPr>
+            <w:tcW w:type="dxa" w:w="2880"/>
+          </w:tcPr>
+          <w:p>
+            <w:r>
+              <w:t>Where it appears in this dissertation</w:t>
+            </w:r>
+          </w:p>
+        </w:tc>
+      </w:tr>
+      <w:tr>
+        <w:tc>
+          <w:tcPr>
+            <w:tcW w:type="dxa" w:w="2880"/>
+          </w:tcPr>
+          <w:p>
+            <w:r>
+              <w:t>**Appendix 1** — code screenshots (figures + captions + interpretation)</w:t>
+            </w:r>
+          </w:p>
+        </w:tc>
+        <w:tc>
+          <w:tcPr>
+            <w:tcW w:type="dxa" w:w="2880"/>
+          </w:tcPr>
+          <w:p>
+            <w:r>
+              <w:t>**Appendix D** below; figures **A1-1**–**A1-6**; PNGs under `results/figures/appendix1/` (`scripts/render_appendix1_code_figures.py`)</w:t>
+            </w:r>
+          </w:p>
+        </w:tc>
+        <w:tc>
+          <w:tcPr>
+            <w:tcW w:type="dxa" w:w="2880"/>
+          </w:tcPr>
+          <w:p/>
+        </w:tc>
+      </w:tr>
+      <w:tr>
+        <w:tc>
+          <w:tcPr>
+            <w:tcW w:type="dxa" w:w="2880"/>
+          </w:tcPr>
+          <w:p>
+            <w:r>
+              <w:t>**Appendix 2** — signed project specification</w:t>
+            </w:r>
+          </w:p>
+        </w:tc>
+        <w:tc>
+          <w:tcPr>
+            <w:tcW w:type="dxa" w:w="2880"/>
+          </w:tcPr>
+          <w:p>
+            <w:r>
+              <w:t>**Appendix B** (file pointer); **Full text — Agreed project specification (embedded)** at end of Word export</w:t>
+            </w:r>
+          </w:p>
+        </w:tc>
+        <w:tc>
+          <w:tcPr>
+            <w:tcW w:type="dxa" w:w="2880"/>
+          </w:tcPr>
+          <w:p/>
+        </w:tc>
+      </w:tr>
+      <w:tr>
+        <w:tc>
+          <w:tcPr>
+            <w:tcW w:type="dxa" w:w="2880"/>
+          </w:tcPr>
+          <w:p>
+            <w:r>
+              <w:t>**Appendix 3** — process documentation (and attendance where required)</w:t>
+            </w:r>
+          </w:p>
+        </w:tc>
+        <w:tc>
+          <w:tcPr>
+            <w:tcW w:type="dxa" w:w="2880"/>
+          </w:tcPr>
+          <w:p>
+            <w:r>
+              <w:t>**Appendix A** (file pointers); **Full text — … (embedded)** sections at end of Word export</w:t>
+            </w:r>
+          </w:p>
+        </w:tc>
+        <w:tc>
+          <w:tcPr>
+            <w:tcW w:type="dxa" w:w="2880"/>
+          </w:tcPr>
+          <w:p/>
+        </w:tc>
+      </w:tr>
+      <w:tr>
+        <w:tc>
+          <w:tcPr>
+            <w:tcW w:type="dxa" w:w="2880"/>
+          </w:tcPr>
+          <w:p>
+            <w:r>
+              <w:t>**Appendix 4** (optional) — GitHub / dataset / demo video</w:t>
+            </w:r>
+          </w:p>
+        </w:tc>
+        <w:tc>
+          <w:tcPr>
+            <w:tcW w:type="dxa" w:w="2880"/>
+          </w:tcPr>
+          <w:p>
+            <w:r>
+              <w:t>**Appendix E**</w:t>
+            </w:r>
+          </w:p>
+        </w:tc>
+        <w:tc>
+          <w:tcPr>
+            <w:tcW w:type="dxa" w:w="2880"/>
+          </w:tcPr>
+          <w:p/>
+        </w:tc>
+      </w:tr>
+    </w:tbl>
+    <w:p>
+      <w:r>
+        <w:t>Appendix C is not a handbook “Appendix 1–4” slot: it is reproducibility (environment and commands) so examiners can re-run experiments from Appendix E.1’s repository.</w:t>
+      </w:r>
+    </w:p>
+    <w:p>
+      <w:r>
+        <w:t>Word export note. scripts/dissertation_to_docx.py appends the process documentation, attendance log, and specification after the Markdown body (after Appendix E) under the headings Full text — … so those headings do not clash with Appendix A–E already printed above. If your School template requires a single combined PDF order (e.g. process before code figures), reorder sections once in Word.</w:t>
       </w:r>
     </w:p>
     <w:p>
@@ -7162,6 +7904,11 @@
     </w:p>
     <w:p>
       <w:r>
+        <w:t>In the automated Word export, the full .docx files named below are also inserted after Appendix E under Full text — … headings (see Chapter 13 opening note) so assessors receive both the manifest and the originals.</w:t>
+      </w:r>
+    </w:p>
+    <w:p>
+      <w:r>
         <w:t xml:space="preserve">- Project Process Documentation — Arka_Talukder_Process_Documentation_B01821011.docx  </w:t>
       </w:r>
     </w:p>
@@ -7190,6 +7937,11 @@
     </w:p>
     <w:p>
       <w:r>
+        <w:t>The signed specification .docx is also embedded after Appendix E in the Word export (Full text — Agreed project specification).</w:t>
+      </w:r>
+    </w:p>
+    <w:p>
+      <w:r>
         <w:t xml:space="preserve">- Agreed Project Specification — Arka-B01821011_MSc Cyber Security Project specification_form_2025-26.docx  </w:t>
       </w:r>
     </w:p>
@@ -7208,6 +7960,11 @@
     </w:p>
     <w:p>
       <w:r>
+        <w:t>This appendix gives commands and paths to reproduce the quantitative results and figures in Chapters 7–8 from the codebase. It is separate from the handbook’s optional Appendix 4 (repository / video), which is provided in Appendix E. Clone or download the project from Appendix E.1, obtain CICIoT2023 per Appendix E.2, then run the steps below.</w:t>
+      </w:r>
+    </w:p>
+    <w:p>
+      <w:r>
         <w:t>To reproduce the experiments and results reported in this dissertation:</w:t>
       </w:r>
     </w:p>
@@ -7328,7 +8085,7 @@
     </w:p>
     <w:p>
       <w:r>
-        <w:t>python B01821011_Arka_Talukder_Main_Report/scripts/run_sensitivity_and_seeds.py</w:t>
+        <w:t>python scripts/run_sensitivity_and_seeds.py --config config/experiment.yaml</w:t>
       </w:r>
     </w:p>
     <w:p>
@@ -7347,8 +8104,432 @@
       </w:r>
     </w:p>
     <w:p>
-      <w:r>
-        <w:t>Document prepared in accordance with MSc Project Handbook 2025-26. Format for submission: 1.5 line spacing, 11pt+ font, numbered figures and tables. Submit to Turnitin and to module co-ordinator via email. Arrange viva voce within 10-14 days of submission. All figures and tables are sourced from project results; the codebase and configuration are available for reproducibility.</w:t>
+      <w:pPr>
+        <w:pStyle w:val="Heading2"/>
+      </w:pPr>
+      <w:r>
+        <w:t>Appendix D: Handbook Appendix 1 — Screenshots of project code</w:t>
+      </w:r>
+    </w:p>
+    <w:p>
+      <w:r>
+        <w:t>The handbook requires Appendix 1 code views to be presented as figures, each with a caption and an explanation of how to interpret the code in the context of this dissertation. Below, Figure A1-1–Figure A1-6 satisfy that requirement.</w:t>
+      </w:r>
+    </w:p>
+    <w:p>
+      <w:r>
+        <w:t>The bitmaps are generated automatically from the submission codebase so line numbers stay aligned with the files on disk. Regenerate them after editing source with:</w:t>
+      </w:r>
+    </w:p>
+    <w:p>
+      <w:r>
+        <w:t>python scripts/render_appendix1_code_figures.py</w:t>
+      </w:r>
+    </w:p>
+    <w:p>
+      <w:r>
+        <w:t>Output directory: results/figures/appendix1/. For the Word build, figures 17–22 in the Table of Figures correspond to A1-1–A1-6. End-to-end batch orchestration (preprocess → graphs → baselines → GNN → plots) lives in scripts/run_all.py and is documented in Appendix C; it is not duplicated as a separate figure here to avoid overlap with Figure A1-1 and the pipeline description in Chapter 6.</w:t>
+      </w:r>
+    </w:p>
+    <w:p>
+      <w:r>
+        <w:drawing>
+          <wp:inline xmlns:a="http://schemas.openxmlformats.org/drawingml/2006/main" xmlns:pic="http://schemas.openxmlformats.org/drawingml/2006/picture">
+            <wp:extent cx="5029200" cy="10311574"/>
+            <wp:docPr id="17" name="Picture 17"/>
+            <wp:cNvGraphicFramePr>
+              <a:graphicFrameLocks noChangeAspect="1"/>
+            </wp:cNvGraphicFramePr>
+            <a:graphic>
+              <a:graphicData uri="http://schemas.openxmlformats.org/drawingml/2006/picture">
+                <pic:pic>
+                  <pic:nvPicPr>
+                    <pic:cNvPr id="17" name="fig_a1_01_dynamic_gnn.png"/>
+                    <pic:cNvPicPr/>
+                  </pic:nvPicPr>
+                  <pic:blipFill>
+                    <a:blip r:embed="rId25"/>
+                    <a:stretch>
+                      <a:fillRect/>
+                    </a:stretch>
+                  </pic:blipFill>
+                  <pic:spPr>
+                    <a:xfrm>
+                      <a:off x="0" y="0"/>
+                      <a:ext cx="5029200" cy="10311574"/>
+                    </a:xfrm>
+                    <a:prstGeom prst="rect"/>
+                  </pic:spPr>
+                </pic:pic>
+              </a:graphicData>
+            </a:graphic>
+          </wp:inline>
+        </w:drawing>
+      </w:r>
+    </w:p>
+    <w:p>
+      <w:pPr>
+        <w:pStyle w:val="Caption"/>
+      </w:pPr>
+      <w:r>
+        <w:t>Figure A1-1 — Dynamic graph classifier: `DynamicGNN` (GAT layers, pooling, GRU vs. mean-pool ablation, logits). Source: `src/models/dynamic_gnn.py`, lines 12–97.</w:t>
+      </w:r>
+    </w:p>
+    <w:p>
+      <w:r>
+        <w:t>Caption (formal): Figure A1-1 — Core implementation of the dynamic GNN (DynamicGNN): node embedding, two GATConv layers with multi-head attention and dropout, per-window graph embedding, sequence encoding with GRU (or mean-pool when use_gru is false for ablation), and two-class logits. Attention weights may be retained for explainability (return_attention_weights).</w:t>
+      </w:r>
+    </w:p>
+    <w:p>
+      <w:r>
+        <w:t>How to interpret: This class is the main learnable model described in Chapters 5–6. Each time step is one PyTorch Geometric Data object (nodes = flows in a window, edges = kNN). _encode_graph applies GAT message passing and reduces node states to one vector per window; forward stacks windows in time order and either runs the GRU (full model) or mean-pools over time (ablation in §8.7). The from_config constructor ties hyperparameters to config/experiment.yaml, which supports the sensitivity study in §8.8.</w:t>
+      </w:r>
+    </w:p>
+    <w:p>
+      <w:r>
+        <w:drawing>
+          <wp:inline xmlns:a="http://schemas.openxmlformats.org/drawingml/2006/main" xmlns:pic="http://schemas.openxmlformats.org/drawingml/2006/picture">
+            <wp:extent cx="5029200" cy="4398902"/>
+            <wp:docPr id="18" name="Picture 18"/>
+            <wp:cNvGraphicFramePr>
+              <a:graphicFrameLocks noChangeAspect="1"/>
+            </wp:cNvGraphicFramePr>
+            <a:graphic>
+              <a:graphicData uri="http://schemas.openxmlformats.org/drawingml/2006/picture">
+                <pic:pic>
+                  <pic:nvPicPr>
+                    <pic:cNvPr id="18" name="fig_a1_02_graph_builder_knn_graph.png"/>
+                    <pic:cNvPicPr/>
+                  </pic:nvPicPr>
+                  <pic:blipFill>
+                    <a:blip r:embed="rId26"/>
+                    <a:stretch>
+                      <a:fillRect/>
+                    </a:stretch>
+                  </pic:blipFill>
+                  <pic:spPr>
+                    <a:xfrm>
+                      <a:off x="0" y="0"/>
+                      <a:ext cx="5029200" cy="4398902"/>
+                    </a:xfrm>
+                    <a:prstGeom prst="rect"/>
+                  </pic:spPr>
+                </pic:pic>
+              </a:graphicData>
+            </a:graphic>
+          </wp:inline>
+        </w:drawing>
+      </w:r>
+    </w:p>
+    <w:p>
+      <w:pPr>
+        <w:pStyle w:val="Caption"/>
+      </w:pPr>
+      <w:r>
+        <w:t>Figure A1-2 — Constructing a single-window *k*NN graph from flow feature rows. Source: `src/data/graph_builder.py`, lines 25–58.</w:t>
+      </w:r>
+    </w:p>
+    <w:p>
+      <w:r>
+        <w:t>Caption (formal): Figure A1-2 — flows_to_knn_graph: for one window of N flows with F features, fits sklearn.neighbors.NearestNeighbors (Euclidean), adds bidirectional edges among each node and its k actual neighbours (capped when N is small), and returns a torch_geometric.data.Data object with x, edge_index, and graph-level label y.</w:t>
+      </w:r>
+    </w:p>
+    <w:p>
+      <w:r>
+        <w:t>How to interpret: This function shows how “graph structure” is defined when device IPs are unavailable (Chapter 1): similarity in the 46-dimensional flow feature space replaces physical topology. Bidirectional edges make the graph undirected for GAT. The label on the graph is supplied by the caller (binary benign vs. attack) and matches the stratified pool in Figure A1-3, not a per-flow vote—important for reading the evaluation chapters.</w:t>
+      </w:r>
+    </w:p>
+    <w:p>
+      <w:r>
+        <w:drawing>
+          <wp:inline xmlns:a="http://schemas.openxmlformats.org/drawingml/2006/main" xmlns:pic="http://schemas.openxmlformats.org/drawingml/2006/picture">
+            <wp:extent cx="5029200" cy="5192708"/>
+            <wp:docPr id="19" name="Picture 19"/>
+            <wp:cNvGraphicFramePr>
+              <a:graphicFrameLocks noChangeAspect="1"/>
+            </wp:cNvGraphicFramePr>
+            <a:graphic>
+              <a:graphicData uri="http://schemas.openxmlformats.org/drawingml/2006/picture">
+                <pic:pic>
+                  <pic:nvPicPr>
+                    <pic:cNvPr id="19" name="fig_a1_03_graph_builder_stratified.png"/>
+                    <pic:cNvPicPr/>
+                  </pic:nvPicPr>
+                  <pic:blipFill>
+                    <a:blip r:embed="rId27"/>
+                    <a:stretch>
+                      <a:fillRect/>
+                    </a:stretch>
+                  </pic:blipFill>
+                  <pic:spPr>
+                    <a:xfrm>
+                      <a:off x="0" y="0"/>
+                      <a:ext cx="5029200" cy="5192708"/>
+                    </a:xfrm>
+                    <a:prstGeom prst="rect"/>
+                  </pic:spPr>
+                </pic:pic>
+              </a:graphicData>
+            </a:graphic>
+          </wp:inline>
+        </w:drawing>
+      </w:r>
+    </w:p>
+    <w:p>
+      <w:pPr>
+        <w:pStyle w:val="Caption"/>
+      </w:pPr>
+      <w:r>
+        <w:t>Figure A1-3 — Stratified windowing so both classes appear in training graphs. Source: `src/data/graph_builder.py`, lines 89–129.</w:t>
+      </w:r>
+    </w:p>
+    <w:p>
+      <w:r>
+        <w:t>Caption (formal): Figure A1-3 — build_graphs_for_split: splits flows into benign and attack pools, builds sliding (or strided) windows from each pool with _build_windows_from_pool, balances counts between classes, shuffles, and logs totals—addressing severe class imbalance in raw CICIoT2023.</w:t>
+      </w:r>
+    </w:p>
+    <w:p>
+      <w:r>
+        <w:t>How to interpret: This block explains why training does not collapse to “always predict attack” despite a very high attack ratio in the raw CSV (Chapter 4): windows are drawn within each class, so each graph’s supervision matches the pool. The minority_stride argument increases overlap for the benign pool when it is smaller. The dissertation’s window size and k used in experiments come from config/experiment.yaml and feed the sensitivity grid in §8.8.</w:t>
+      </w:r>
+    </w:p>
+    <w:p>
+      <w:r>
+        <w:drawing>
+          <wp:inline xmlns:a="http://schemas.openxmlformats.org/drawingml/2006/main" xmlns:pic="http://schemas.openxmlformats.org/drawingml/2006/picture">
+            <wp:extent cx="5029200" cy="6218591"/>
+            <wp:docPr id="20" name="Picture 20"/>
+            <wp:cNvGraphicFramePr>
+              <a:graphicFrameLocks noChangeAspect="1"/>
+            </wp:cNvGraphicFramePr>
+            <a:graphic>
+              <a:graphicData uri="http://schemas.openxmlformats.org/drawingml/2006/picture">
+                <pic:pic>
+                  <pic:nvPicPr>
+                    <pic:cNvPr id="20" name="fig_a1_04_explainer_integrated_gradients.png"/>
+                    <pic:cNvPicPr/>
+                  </pic:nvPicPr>
+                  <pic:blipFill>
+                    <a:blip r:embed="rId28"/>
+                    <a:stretch>
+                      <a:fillRect/>
+                    </a:stretch>
+                  </pic:blipFill>
+                  <pic:spPr>
+                    <a:xfrm>
+                      <a:off x="0" y="0"/>
+                      <a:ext cx="5029200" cy="6218591"/>
+                    </a:xfrm>
+                    <a:prstGeom prst="rect"/>
+                  </pic:spPr>
+                </pic:pic>
+              </a:graphicData>
+            </a:graphic>
+          </wp:inline>
+        </w:drawing>
+      </w:r>
+    </w:p>
+    <w:p>
+      <w:pPr>
+        <w:pStyle w:val="Caption"/>
+      </w:pPr>
+      <w:r>
+        <w:t>Figure A1-4 — Post-hoc explanations: forward pass with attention, Integrated Gradients, top nodes/features. Source: `src/explain/explainer.py`, lines 53–102.</w:t>
+      </w:r>
+    </w:p>
+    <w:p>
+      <w:r>
+        <w:t>Caption (formal): Figure A1-4 — explain_sequence: runs the model with attention enabled, wraps Captum Integrated Gradients on the last window’s node features (_ig_wrapper), aggregates absolute attributions to rank top nodes and top feature indices, and returns an ExplanationBundle for JSON alert formatting.</w:t>
+      </w:r>
+    </w:p>
+    <w:p>
+      <w:r>
+        <w:t>How to interpret: This is the bridge between Chapter 6 (implementation) and Chapter 8 (example alerts): SOC-facing text is not arbitrary—it is derived from IG magnitudes and GAT edge attention from the same forward pass analysts would get at inference. IG is computed on the most recent graph in the sequence (design choice documented in code comments). If Captum is missing, the bundle degrades gracefully (HAS_CAPTUM guard in the same module).</w:t>
+      </w:r>
+    </w:p>
+    <w:p>
+      <w:r>
+        <w:drawing>
+          <wp:inline xmlns:a="http://schemas.openxmlformats.org/drawingml/2006/main" xmlns:pic="http://schemas.openxmlformats.org/drawingml/2006/picture">
+            <wp:extent cx="5029200" cy="5535548"/>
+            <wp:docPr id="21" name="Picture 21"/>
+            <wp:cNvGraphicFramePr>
+              <a:graphicFrameLocks noChangeAspect="1"/>
+            </wp:cNvGraphicFramePr>
+            <a:graphic>
+              <a:graphicData uri="http://schemas.openxmlformats.org/drawingml/2006/picture">
+                <pic:pic>
+                  <pic:nvPicPr>
+                    <pic:cNvPr id="21" name="fig_a1_05_federated_flower_client.png"/>
+                    <pic:cNvPicPr/>
+                  </pic:nvPicPr>
+                  <pic:blipFill>
+                    <a:blip r:embed="rId29"/>
+                    <a:stretch>
+                      <a:fillRect/>
+                    </a:stretch>
+                  </pic:blipFill>
+                  <pic:spPr>
+                    <a:xfrm>
+                      <a:off x="0" y="0"/>
+                      <a:ext cx="5029200" cy="5535548"/>
+                    </a:xfrm>
+                    <a:prstGeom prst="rect"/>
+                  </pic:spPr>
+                </pic:pic>
+              </a:graphicData>
+            </a:graphic>
+          </wp:inline>
+        </w:drawing>
+      </w:r>
+    </w:p>
+    <w:p>
+      <w:pPr>
+        <w:pStyle w:val="Caption"/>
+      </w:pPr>
+      <w:r>
+        <w:t>Figure A1-5 — Federated learning CLI: Flower server vs. client, local data, `GNNFlowerClient`. Source: `src/federated/run_federated.py`, lines 28–71.</w:t>
+      </w:r>
+    </w:p>
+    <w:p>
+      <w:r>
+        <w:t>Caption (formal): Figure A1-5 — main in run_federated.py: loads YAML config; server mode calls run_fl_server with round count and quorum; client mode loads client_{cid}_graphs.pt, builds train/validation sequence loaders, constructs GNNFlowerClient, and connects to 127.0.0.1:8080 via fl.client.start_numpy_client.</w:t>
+      </w:r>
+    </w:p>
+    <w:p>
+      <w:r>
+        <w:t>How to interpret: This file is the student-facing entry point for Chapter 8 federated results: each client trains only on its partition (non-IID split from src.federated.data_split, referenced in Appendix C). The address and round counts come from config/experiment.yaml under fl. The pattern matches the FedAvg narrative in Chapter 2—local epochs, then aggregation on the server (server implementation in src/federated/server.py, not shown).</w:t>
+      </w:r>
+    </w:p>
+    <w:p>
+      <w:r>
+        <w:drawing>
+          <wp:inline xmlns:a="http://schemas.openxmlformats.org/drawingml/2006/main" xmlns:pic="http://schemas.openxmlformats.org/drawingml/2006/picture">
+            <wp:extent cx="5029200" cy="7125799"/>
+            <wp:docPr id="22" name="Picture 22"/>
+            <wp:cNvGraphicFramePr>
+              <a:graphicFrameLocks noChangeAspect="1"/>
+            </wp:cNvGraphicFramePr>
+            <a:graphic>
+              <a:graphicData uri="http://schemas.openxmlformats.org/drawingml/2006/picture">
+                <pic:pic>
+                  <pic:nvPicPr>
+                    <pic:cNvPr id="22" name="fig_a1_06_fastapi_score_alert.png"/>
+                    <pic:cNvPicPr/>
+                  </pic:nvPicPr>
+                  <pic:blipFill>
+                    <a:blip r:embed="rId30"/>
+                    <a:stretch>
+                      <a:fillRect/>
+                    </a:stretch>
+                  </pic:blipFill>
+                  <pic:spPr>
+                    <a:xfrm>
+                      <a:off x="0" y="0"/>
+                      <a:ext cx="5029200" cy="7125799"/>
+                    </a:xfrm>
+                    <a:prstGeom prst="rect"/>
+                  </pic:spPr>
+                </pic:pic>
+              </a:graphicData>
+            </a:graphic>
+          </wp:inline>
+        </w:drawing>
+      </w:r>
+    </w:p>
+    <w:p>
+      <w:pPr>
+        <w:pStyle w:val="Caption"/>
+      </w:pPr>
+      <w:r>
+        <w:t>Figure A1-6 — HTTP API: load checkpoint, `/score` builds graphs, runs `explain_sequence`, returns ECS-style alert JSON. Source: `src/siem/api.py`, lines 32–89.</w:t>
+      </w:r>
+    </w:p>
+    <w:p>
+      <w:r>
+        <w:t>Caption (formal): Figure A1-6 — FastAPI application: startup loads experiment.yaml and dynamic_gnn_best.pt; POST /score accepts a list of flow windows, reads graph.knn_k from the loaded config for flows_to_knn_graph, runs explain_sequence with top-5 nodes and features, measures wall-clock milliseconds, and returns format_ecs_alert output alongside prediction and score.</w:t>
+      </w:r>
+    </w:p>
+    <w:p>
+      <w:r>
+        <w:t>How to interpret: This is the edge deployment surface argued in Chapters 1 and 5: a single HTTP call turns raw feature windows into SIEM-shaped JSON suitable for triage. Inference-time kNN k therefore matches training graph construction from config/experiment.yaml, avoiding train/serve skew. Latency reported in Chapter 8 is consistent with this synchronous CPU path.</w:t>
+      </w:r>
+    </w:p>
+    <w:p>
+      <w:pPr>
+        <w:pStyle w:val="Heading2"/>
+      </w:pPr>
+      <w:r>
+        <w:t>Appendix E: Handbook Appendix 4 (optional) — repository, dataset, demonstration</w:t>
+      </w:r>
+    </w:p>
+    <w:p>
+      <w:r>
+        <w:t>The programme allows an optional fourth appendix: a GitHub link to project code (and any data you host there), or a video of the system with a OneDrive or YouTube link. This appendix records what applies to this submission; URLs match the actual remote and the official dataset distributor at the time of writing.</w:t>
+      </w:r>
+    </w:p>
+    <w:p>
+      <w:pPr>
+        <w:pStyle w:val="Heading3"/>
+      </w:pPr>
+      <w:r>
+        <w:t>E.1 Project source code (GitHub)</w:t>
+      </w:r>
+    </w:p>
+    <w:p>
+      <w:r>
+        <w:t>The prototype code for this dissertation is available in a public Git repository (this is the origin remote of the working tree used to produce the reported results):</w:t>
+      </w:r>
+    </w:p>
+    <w:p>
+      <w:r>
+        <w:t xml:space="preserve">- Repository: https://github.com/imark0007/Dissertation_Project  </w:t>
+      </w:r>
+    </w:p>
+    <w:p>
+      <w:r>
+        <w:t>It contains src/, scripts/, config/, requirements.txt, README.md, and SETUP_AND_RUN.md. Clone the default branch and follow Appendix C to re-run training and evaluation.</w:t>
+      </w:r>
+    </w:p>
+    <w:p>
+      <w:pPr>
+        <w:pStyle w:val="Heading3"/>
+      </w:pPr>
+      <w:r>
+        <w:t>E.2 Dataset (official source; not bundled in GitHub)</w:t>
+      </w:r>
+    </w:p>
+    <w:p>
+      <w:r>
+        <w:t>The experiments use CICIoT2023 (Pinto et al., 2023). The full corpus is not committed to the GitHub repository (size and licence). Download it from the Canadian Institute for Cybersecurity (CIC), University of New Brunswick:</w:t>
+      </w:r>
+    </w:p>
+    <w:p>
+      <w:r>
+        <w:t xml:space="preserve">- Dataset page: https://www.unb.ca/cic/datasets/iotdataset-2023.html  </w:t>
+      </w:r>
+    </w:p>
+    <w:p>
+      <w:r>
+        <w:t>The dataset paper is cited in Chapter 11 (DOI: https://doi.org/10.3390/s23135941). Preprocessing in this project expects the user to place downloaded files according to SETUP_AND_RUN.md.</w:t>
+      </w:r>
+    </w:p>
+    <w:p>
+      <w:pPr>
+        <w:pStyle w:val="Heading3"/>
+      </w:pPr>
+      <w:r>
+        <w:t>E.3 Optional demonstration video (OneDrive / YouTube)</w:t>
+      </w:r>
+    </w:p>
+    <w:p>
+      <w:r>
+        <w:t>No narrated walkthrough video was submitted with this dissertation; assessment relies on the GitHub repository (E.1), Appendix C, and the figures and tables in the main text. If you record a video later, replace the following line with a single public OneDrive or YouTube URL and update the Word/PDF:</w:t>
+      </w:r>
+    </w:p>
+    <w:p>
+      <w:r>
+        <w:t>- Demonstration video: Not included.</w:t>
       </w:r>
     </w:p>
     <w:p>
@@ -7361,7 +8542,12 @@
         <w:pStyle w:val="Heading1"/>
       </w:pPr>
       <w:r>
-        <w:t>Appendix A: Project Process Documentation</w:t>
+        <w:t>Full text — Project process documentation (embedded)</w:t>
+      </w:r>
+    </w:p>
+    <w:p>
+      <w:r>
+        <w:t>Corresponds to the file named in Appendix A of the body. This section is merged automatically; keep page breaks if you re-order for School templates.</w:t>
       </w:r>
     </w:p>
     <w:p>
@@ -8353,7 +9539,12 @@
         <w:pStyle w:val="Heading1"/>
       </w:pPr>
       <w:r>
-        <w:t>Appendix B: Attendance Log</w:t>
+        <w:t>Full text — Attendance log (embedded)</w:t>
+      </w:r>
+    </w:p>
+    <w:p>
+      <w:r>
+        <w:t>Corresponds to the file named in Appendix A of the body.</w:t>
       </w:r>
     </w:p>
     <w:p>
@@ -8393,7 +9584,7 @@
                 <wp:extent cx="5467350" cy="333375"/>
                 <wp:effectExtent l="0" t="0" r="0" b="0"/>
                 <wp:wrapNone/>
-                <wp:docPr id="17" name=" 5"/>
+                <wp:docPr id="23" name=" 5"/>
                 <wp:cNvGraphicFramePr/>
                 <a:graphic xmlns:a="http://schemas.openxmlformats.org/drawingml/2006/main">
                   <a:graphicData uri="http://schemas.microsoft.com/office/word/2010/wordprocessingShape">
@@ -8500,7 +9691,7 @@
                 <wp:extent cx="5953125" cy="457200"/>
                 <wp:effectExtent l="0" t="0" r="0" b="0"/>
                 <wp:wrapNone/>
-                <wp:docPr id="18" name=" 4"/>
+                <wp:docPr id="24" name=" 4"/>
                 <wp:cNvGraphicFramePr/>
                 <a:graphic xmlns:a="http://schemas.openxmlformats.org/drawingml/2006/main">
                   <a:graphicData uri="http://schemas.microsoft.com/office/word/2010/wordprocessingShape">
@@ -8579,17 +9770,17 @@
             <wp:extent cx="1997075" cy="304800"/>
             <wp:effectExtent l="0" t="0" r="0" b="0"/>
             <wp:wrapNone/>
-            <wp:docPr id="19" name="Picture 2"/>
+            <wp:docPr id="25" name="Picture 2"/>
             <wp:cNvGraphicFramePr/>
             <a:graphic xmlns:a="http://schemas.openxmlformats.org/drawingml/2006/main">
               <a:graphicData uri="http://schemas.openxmlformats.org/drawingml/2006/picture">
                 <pic:pic xmlns:pic="http://schemas.openxmlformats.org/drawingml/2006/picture">
                   <pic:nvPicPr>
-                    <pic:cNvPr id="17" name="Picture 2"/>
+                    <pic:cNvPr id="23" name="Picture 2"/>
                     <pic:cNvPicPr/>
                   </pic:nvPicPr>
                   <pic:blipFill>
-                    <a:blip r:embed="rId26" cstate="print">
+                    <a:blip r:embed="rId32" cstate="print">
                       <a:clrChange>
                         <a:clrFrom>
                           <a:srgbClr val="FFFFFF"/>
@@ -10560,7 +11751,7 @@
                 <wp:inline distT="0" distB="0" distL="0" distR="0" wp14:anchorId="1E6D63AB" wp14:editId="6B962319">
                   <wp:extent cx="656981" cy="480102"/>
                   <wp:effectExtent l="0" t="0" r="0" b="0"/>
-                  <wp:docPr id="20" name="Picture 1"/>
+                  <wp:docPr id="26" name="Picture 1"/>
                   <wp:cNvGraphicFramePr>
                     <a:graphicFrameLocks xmlns:a="http://schemas.openxmlformats.org/drawingml/2006/main" noChangeAspect="1"/>
                   </wp:cNvGraphicFramePr>
@@ -10568,11 +11759,11 @@
                     <a:graphicData uri="http://schemas.openxmlformats.org/drawingml/2006/picture">
                       <pic:pic xmlns:pic="http://schemas.openxmlformats.org/drawingml/2006/picture">
                         <pic:nvPicPr>
-                          <pic:cNvPr id="18" name=""/>
+                          <pic:cNvPr id="24" name=""/>
                           <pic:cNvPicPr/>
                         </pic:nvPicPr>
                         <pic:blipFill>
-                          <a:blip r:embed="rId27">
+                          <a:blip r:embed="rId33">
                             <a:extLst>
                               <a:ext uri="{28A0092B-C50C-407E-A947-70E740481C1C}">
                                 <a14:useLocalDpi xmlns:a14="http://schemas.microsoft.com/office/drawing/2010/main" val="0"/>
@@ -10768,7 +11959,12 @@
         <w:pStyle w:val="Heading1"/>
       </w:pPr>
       <w:r>
-        <w:t>Appendix C: Project Specification</w:t>
+        <w:t>Full text — Agreed project specification (embedded)</w:t>
+      </w:r>
+    </w:p>
+    <w:p>
+      <w:r>
+        <w:t>Corresponds to the file named in Appendix B of the body.</w:t>
       </w:r>
     </w:p>
     <w:p>
@@ -13563,7 +14759,7 @@
               </w:rPr>
               <w:t xml:space="preserve">, [online] 14(4), p.78. Available at: </w:t>
             </w:r>
-            <w:hyperlink r:id="rId28" w:tgtFrame="_new" w:history="1">
+            <w:hyperlink r:id="rId34" w:tgtFrame="_new" w:history="1">
               <w:r>
                 <w:rPr>
                   <w:rStyle w:val="Hyperlink"/>
@@ -13685,7 +14881,7 @@
               </w:rPr>
               <w:t xml:space="preserve">, 25(3), p.847. Available at: </w:t>
             </w:r>
-            <w:hyperlink r:id="rId29" w:tgtFrame="_new" w:history="1">
+            <w:hyperlink r:id="rId35" w:tgtFrame="_new" w:history="1">
               <w:r>
                 <w:rPr>
                   <w:rStyle w:val="Hyperlink"/>
@@ -13761,7 +14957,7 @@
               </w:rPr>
               <w:t xml:space="preserve">, 15(9), p.5002. Available at: </w:t>
             </w:r>
-            <w:hyperlink r:id="rId30" w:tgtFrame="_new" w:history="1">
+            <w:hyperlink r:id="rId36" w:tgtFrame="_new" w:history="1">
               <w:r>
                 <w:rPr>
                   <w:rStyle w:val="Hyperlink"/>
@@ -13819,7 +15015,7 @@
               </w:rPr>
               <w:t xml:space="preserve">, [online] 14(7), p.1391. Available at: </w:t>
             </w:r>
-            <w:hyperlink r:id="rId31" w:tgtFrame="_new" w:history="1">
+            <w:hyperlink r:id="rId37" w:tgtFrame="_new" w:history="1">
               <w:r>
                 <w:rPr>
                   <w:rStyle w:val="Hyperlink"/>
@@ -13905,7 +15101,7 @@
               </w:rPr>
               <w:t xml:space="preserve">, [online] 4(3), pp.509–530. Available at: </w:t>
             </w:r>
-            <w:hyperlink r:id="rId32" w:tgtFrame="_new" w:history="1">
+            <w:hyperlink r:id="rId38" w:tgtFrame="_new" w:history="1">
               <w:r>
                 <w:rPr>
                   <w:rStyle w:val="Hyperlink"/>
@@ -13973,7 +15169,7 @@
               </w:rPr>
               <w:t xml:space="preserve">, 6(4), p.165. Available at: </w:t>
             </w:r>
-            <w:hyperlink r:id="rId33" w:tgtFrame="_new" w:history="1">
+            <w:hyperlink r:id="rId39" w:tgtFrame="_new" w:history="1">
               <w:r>
                 <w:rPr>
                   <w:rStyle w:val="Hyperlink"/>
@@ -14049,7 +15245,7 @@
               </w:rPr>
               <w:t xml:space="preserve">, 16(6), p.499. Available at: </w:t>
             </w:r>
-            <w:hyperlink r:id="rId34" w:tgtFrame="_new" w:history="1">
+            <w:hyperlink r:id="rId40" w:tgtFrame="_new" w:history="1">
               <w:r>
                 <w:rPr>
                   <w:rStyle w:val="Hyperlink"/>
@@ -14107,7 +15303,7 @@
               </w:rPr>
               <w:t xml:space="preserve">, 23(13), pp.5941–5941. Available at: </w:t>
             </w:r>
-            <w:hyperlink r:id="rId35" w:tgtFrame="_new" w:history="1">
+            <w:hyperlink r:id="rId41" w:tgtFrame="_new" w:history="1">
               <w:r>
                 <w:rPr>
                   <w:rStyle w:val="Hyperlink"/>
@@ -14165,7 +15361,7 @@
               </w:rPr>
               <w:t xml:space="preserve">, 9(11), p.270. Available at: </w:t>
             </w:r>
-            <w:hyperlink r:id="rId36" w:tgtFrame="_new" w:history="1">
+            <w:hyperlink r:id="rId42" w:tgtFrame="_new" w:history="1">
               <w:r>
                 <w:rPr>
                   <w:rStyle w:val="Hyperlink"/>
@@ -14215,7 +15411,7 @@
               </w:rPr>
               <w:t xml:space="preserve">, [online] 17(7), pp.997–997. Available at: </w:t>
             </w:r>
-            <w:hyperlink r:id="rId37" w:tgtFrame="_new" w:history="1">
+            <w:hyperlink r:id="rId43" w:tgtFrame="_new" w:history="1">
               <w:r>
                 <w:rPr>
                   <w:rStyle w:val="Hyperlink"/>
@@ -14265,7 +15461,7 @@
               </w:rPr>
               <w:t xml:space="preserve">, 141, pp.103821–103821. Available at: </w:t>
             </w:r>
-            <w:hyperlink r:id="rId38" w:tgtFrame="_new" w:history="1">
+            <w:hyperlink r:id="rId44" w:tgtFrame="_new" w:history="1">
               <w:r>
                 <w:rPr>
                   <w:rStyle w:val="Hyperlink"/>
@@ -15566,7 +16762,7 @@
             <wp:extent cx="606540" cy="341997"/>
             <wp:effectExtent l="0" t="0" r="3175" b="1270"/>
             <wp:wrapNone/>
-            <wp:docPr id="21" name="Picture 3"/>
+            <wp:docPr id="27" name="Picture 3"/>
             <wp:cNvGraphicFramePr>
               <a:graphicFrameLocks xmlns:a="http://schemas.openxmlformats.org/drawingml/2006/main" noChangeAspect="1"/>
             </wp:cNvGraphicFramePr>
@@ -15574,11 +16770,11 @@
               <a:graphicData uri="http://schemas.openxmlformats.org/drawingml/2006/picture">
                 <pic:pic xmlns:pic="http://schemas.openxmlformats.org/drawingml/2006/picture">
                   <pic:nvPicPr>
-                    <pic:cNvPr id="19" name="signature.jpg"/>
+                    <pic:cNvPr id="25" name="signature.jpg"/>
                     <pic:cNvPicPr/>
                   </pic:nvPicPr>
                   <pic:blipFill>
-                    <a:blip r:embed="rId27">
+                    <a:blip r:embed="rId33">
                       <a:extLst>
                         <a:ext uri="{28A0092B-C50C-407E-A947-70E740481C1C}">
                           <a14:useLocalDpi xmlns:a14="http://schemas.microsoft.com/office/drawing/2010/main" val="0"/>
@@ -15786,11 +16982,11 @@
                 <wp:extent cx="665345" cy="356235"/>
                 <wp:effectExtent l="57150" t="57150" r="1905" b="43815"/>
                 <wp:wrapNone/>
-                <wp:docPr id="22" name="Ink 3"/>
+                <wp:docPr id="28" name="Ink 3"/>
                 <wp:cNvGraphicFramePr/>
                 <a:graphic xmlns:a="http://schemas.openxmlformats.org/drawingml/2006/main">
                   <a:graphicData uri="http://schemas.microsoft.com/office/word/2010/wordprocessingInk">
-                    <w14:contentPart bwMode="auto" r:id="rId39">
+                    <w14:contentPart bwMode="auto" r:id="rId45">
                       <w14:nvContentPartPr>
                         <w14:cNvContentPartPr/>
                       </w14:nvContentPartPr>
@@ -15826,7 +17022,7 @@
                 <o:lock v:ext="edit" aspectratio="t"/>
               </v:shapetype>
               <v:shape id="Ink 3" o:spid="_x0000_s1026" type="#_x0000_t75" style="position:absolute;margin-left:52.85pt;margin-top:-3.25pt;width:53.85pt;height:29.45pt;z-index:251661312;visibility:visible;mso-wrap-style:square;mso-wrap-distance-left:9pt;mso-wrap-distance-top:0;mso-wrap-distance-right:9pt;mso-wrap-distance-bottom:0;mso-position-horizontal:absolute;mso-position-horizontal-relative:text;mso-position-vertical:absolute;mso-position-vertical-relative:text" o:gfxdata="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">
-                <v:imagedata r:id="rId40" o:title=""/>
+                <v:imagedata r:id="rId46" o:title=""/>
               </v:shape>
             </w:pict>
           </mc:Fallback>
@@ -16029,7 +17225,7 @@
       </w:pPr>
     </w:p>
     <w:sectPr>
-      <w:footerReference w:type="default" r:id="rId25"/>
+      <w:footerReference w:type="default" r:id="rId31"/>
       <w:pgSz w:w="12240" w:h="15840"/>
       <w:pgMar w:top="1440" w:right="1800" w:bottom="1440" w:left="1800" w:header="720" w:footer="720" w:gutter="0"/>
       <w:cols w:space="720"/>
@@ -16229,7 +17425,7 @@
     </w:lvl>
   </w:abstractNum>
   <w:abstractNum xmlns:w15="http://schemas.microsoft.com/office/word/2012/wordml" w:abstractNumId="9" w15:restartNumberingAfterBreak="0">
-    <w:nsid w:val="03A1824C"/>
+    <w:nsid w:val="0351030C"/>
     <w:multiLevelType w:val="hybridMultilevel"/>
     <w:tmpl w:val="21FE9830"/>
     <w:lvl w:ilvl="0" w:tplc="497C7496">
@@ -16341,7 +17537,7 @@
     </w:lvl>
   </w:abstractNum>
   <w:abstractNum xmlns:w15="http://schemas.microsoft.com/office/word/2012/wordml" w:abstractNumId="10" w15:restartNumberingAfterBreak="0">
-    <w:nsid w:val="04030A3E"/>
+    <w:nsid w:val="040A7320"/>
     <w:multiLevelType w:val="hybridMultilevel"/>
     <w:tmpl w:val="3870A1DA"/>
     <w:lvl w:ilvl="0" w:tplc="87DC84F8">
@@ -16434,7 +17630,7 @@
     </w:lvl>
   </w:abstractNum>
   <w:abstractNum xmlns:w15="http://schemas.microsoft.com/office/word/2012/wordml" w:abstractNumId="10" w15:restartNumberingAfterBreak="0">
-    <w:nsid w:val="037BBE20"/>
+    <w:nsid w:val="01A459BE"/>
     <w:multiLevelType w:val="hybridMultilevel"/>
     <w:tmpl w:val="DEC25EB6"/>
     <w:lvl w:ilvl="0" w:tplc="04090001">
@@ -16547,7 +17743,7 @@
     </w:lvl>
   </w:abstractNum>
   <w:abstractNum xmlns:w15="http://schemas.microsoft.com/office/word/2012/wordml" w:abstractNumId="10" w15:restartNumberingAfterBreak="0">
-    <w:nsid w:val="042B46AE"/>
+    <w:nsid w:val="02446AED"/>
     <w:multiLevelType w:val="hybridMultilevel"/>
     <w:tmpl w:val="328A2E02"/>
     <w:lvl w:ilvl="0" w:tplc="04090001">
@@ -16661,7 +17857,7 @@
     </w:lvl>
   </w:abstractNum>
   <w:abstractNum xmlns:w15="http://schemas.microsoft.com/office/word/2012/wordml" w:abstractNumId="10" w15:restartNumberingAfterBreak="0">
-    <w:nsid w:val="001802A0"/>
+    <w:nsid w:val="01A0D1DF"/>
     <w:multiLevelType w:val="hybridMultilevel"/>
     <w:tmpl w:val="6BEE1C8C"/>
     <w:lvl w:ilvl="0" w:tplc="04090001">
@@ -16774,7 +17970,7 @@
     </w:lvl>
   </w:abstractNum>
   <w:abstractNum xmlns:w15="http://schemas.microsoft.com/office/word/2012/wordml" w:abstractNumId="10" w15:restartNumberingAfterBreak="0">
-    <w:nsid w:val="01A0CFF9"/>
+    <w:nsid w:val="002D79EE"/>
     <w:multiLevelType w:val="hybridMultilevel"/>
     <w:tmpl w:val="10B2FFDC"/>
     <w:lvl w:ilvl="0" w:tplc="04090001">
@@ -16887,7 +18083,7 @@
     </w:lvl>
   </w:abstractNum>
   <w:abstractNum xmlns:w15="http://schemas.microsoft.com/office/word/2012/wordml" w:abstractNumId="10" w15:restartNumberingAfterBreak="0">
-    <w:nsid w:val="008792FC"/>
+    <w:nsid w:val="0129B191"/>
     <w:multiLevelType w:val="hybridMultilevel"/>
     <w:tmpl w:val="2D2A33EC"/>
     <w:lvl w:ilvl="0" w:tplc="04090001">
@@ -17000,7 +18196,7 @@
     </w:lvl>
   </w:abstractNum>
   <w:abstractNum xmlns:w15="http://schemas.microsoft.com/office/word/2012/wordml" w:abstractNumId="10" w15:restartNumberingAfterBreak="0">
-    <w:nsid w:val="0457BBF3"/>
+    <w:nsid w:val="013760A6"/>
     <w:multiLevelType w:val="hybridMultilevel"/>
     <w:tmpl w:val="6050746C"/>
     <w:lvl w:ilvl="0" w:tplc="04090001">
@@ -17113,7 +18309,7 @@
     </w:lvl>
   </w:abstractNum>
   <w:abstractNum xmlns:w15="http://schemas.microsoft.com/office/word/2012/wordml" w:abstractNumId="10" w15:restartNumberingAfterBreak="0">
-    <w:nsid w:val="03D32D6B"/>
+    <w:nsid w:val="037C9A28"/>
     <w:multiLevelType w:val="hybridMultilevel"/>
     <w:tmpl w:val="A81CB856"/>
     <w:lvl w:ilvl="0" w:tplc="04090001">
@@ -17226,7 +18422,7 @@
     </w:lvl>
   </w:abstractNum>
   <w:abstractNum xmlns:w15="http://schemas.microsoft.com/office/word/2012/wordml" w:abstractNumId="10" w15:restartNumberingAfterBreak="0">
-    <w:nsid w:val="02DCA4AA"/>
+    <w:nsid w:val="0389B777"/>
     <w:multiLevelType w:val="hybridMultilevel"/>
     <w:tmpl w:val="17383036"/>
     <w:lvl w:ilvl="0" w:tplc="04090001">
@@ -17339,7 +18535,7 @@
     </w:lvl>
   </w:abstractNum>
   <w:abstractNum xmlns:w15="http://schemas.microsoft.com/office/word/2012/wordml" w:abstractNumId="11" w15:restartNumberingAfterBreak="0">
-    <w:nsid w:val="019CE142"/>
+    <w:nsid w:val="048C178E"/>
     <w:multiLevelType w:val="hybridMultilevel"/>
     <w:tmpl w:val="3EDAB924"/>
     <w:lvl w:ilvl="0" w:tplc="A050AA90">
@@ -17805,12 +19001,13 @@
       <w:outlineLvl w:val="3"/>
     </w:pPr>
     <w:rPr>
-      <w:rFonts w:asciiTheme="majorHAnsi" w:eastAsiaTheme="majorEastAsia" w:hAnsiTheme="majorHAnsi" w:cstheme="majorBidi"/>
+      <w:rFonts w:asciiTheme="majorHAnsi" w:eastAsiaTheme="majorEastAsia" w:hAnsiTheme="majorHAnsi" w:cstheme="majorBidi" w:ascii="Arial" w:hAnsi="Arial"/>
       <w:b/>
       <w:bCs/>
       <w:i/>
       <w:iCs/>
       <w:color w:val="4F81BD" w:themeColor="accent1"/>
+      <w:sz w:val="24"/>
     </w:rPr>
   </w:style>
   <w:style w:type="paragraph" w:styleId="Heading5">

--- a/B01821011_Final_Report_Package_for_Supervisor/01_Dissertation/Arka_Talukder_Dissertation_Final.docx
+++ b/B01821011_Final_Report_Package_for_Supervisor/01_Dissertation/Arka_Talukder_Dissertation_Final.docx
@@ -124,7 +124,7 @@
     </w:p>
     <w:p>
       <w:r>
-        <w:t>A dynamic GNN (GAT + GRU over kNN flow graphs) is trained with Flower FedAvg (three clients); Captum attributions and attention cues feed ECS-like alerts from FastAPI. Chapter 8 reports 100% test F1 and ROC-AUC for centralised and federated GNN on the fixed subset, fewer false alarms than Random Forest on the same split, about 22.7 ms CPU inference per sequence, about 31 MB federated messaging over ten rounds, plus ablation, sensitivity, and multi-seed checks. Scope is a 45-day MSc build; limitations and future work are in Chapter 9.</w:t>
+        <w:t>A dynamic GNN (GAT + GRU over kNN flow graphs) is trained with Flower FedAvg (three clients); Captum attributions and attention cues feed ECS-like alerts from FastAPI. Chapter 8 reports 100% test F1 and ROC-AUC for centralised and federated GNN on the fixed subset, fewer false alarms than Random Forest on the same split, 22.7 ms CPU inference per sequence, 31 MB federated messaging over ten rounds, plus ablation, sensitivity, and multi-seed checks. Limitations and future work are in Chapter 9.</w:t>
       </w:r>
     </w:p>
     <w:p>
@@ -17425,7 +17425,7 @@
     </w:lvl>
   </w:abstractNum>
   <w:abstractNum xmlns:w15="http://schemas.microsoft.com/office/word/2012/wordml" w:abstractNumId="9" w15:restartNumberingAfterBreak="0">
-    <w:nsid w:val="0351030C"/>
+    <w:nsid w:val="0468BF7D"/>
     <w:multiLevelType w:val="hybridMultilevel"/>
     <w:tmpl w:val="21FE9830"/>
     <w:lvl w:ilvl="0" w:tplc="497C7496">
@@ -17537,7 +17537,7 @@
     </w:lvl>
   </w:abstractNum>
   <w:abstractNum xmlns:w15="http://schemas.microsoft.com/office/word/2012/wordml" w:abstractNumId="10" w15:restartNumberingAfterBreak="0">
-    <w:nsid w:val="040A7320"/>
+    <w:nsid w:val="01CB6711"/>
     <w:multiLevelType w:val="hybridMultilevel"/>
     <w:tmpl w:val="3870A1DA"/>
     <w:lvl w:ilvl="0" w:tplc="87DC84F8">
@@ -17630,7 +17630,7 @@
     </w:lvl>
   </w:abstractNum>
   <w:abstractNum xmlns:w15="http://schemas.microsoft.com/office/word/2012/wordml" w:abstractNumId="10" w15:restartNumberingAfterBreak="0">
-    <w:nsid w:val="01A459BE"/>
+    <w:nsid w:val="048084D4"/>
     <w:multiLevelType w:val="hybridMultilevel"/>
     <w:tmpl w:val="DEC25EB6"/>
     <w:lvl w:ilvl="0" w:tplc="04090001">
@@ -17743,7 +17743,7 @@
     </w:lvl>
   </w:abstractNum>
   <w:abstractNum xmlns:w15="http://schemas.microsoft.com/office/word/2012/wordml" w:abstractNumId="10" w15:restartNumberingAfterBreak="0">
-    <w:nsid w:val="02446AED"/>
+    <w:nsid w:val="050A7578"/>
     <w:multiLevelType w:val="hybridMultilevel"/>
     <w:tmpl w:val="328A2E02"/>
     <w:lvl w:ilvl="0" w:tplc="04090001">
@@ -17857,7 +17857,7 @@
     </w:lvl>
   </w:abstractNum>
   <w:abstractNum xmlns:w15="http://schemas.microsoft.com/office/word/2012/wordml" w:abstractNumId="10" w15:restartNumberingAfterBreak="0">
-    <w:nsid w:val="01A0D1DF"/>
+    <w:nsid w:val="05A04861"/>
     <w:multiLevelType w:val="hybridMultilevel"/>
     <w:tmpl w:val="6BEE1C8C"/>
     <w:lvl w:ilvl="0" w:tplc="04090001">
@@ -17970,7 +17970,7 @@
     </w:lvl>
   </w:abstractNum>
   <w:abstractNum xmlns:w15="http://schemas.microsoft.com/office/word/2012/wordml" w:abstractNumId="10" w15:restartNumberingAfterBreak="0">
-    <w:nsid w:val="002D79EE"/>
+    <w:nsid w:val="0191F0F0"/>
     <w:multiLevelType w:val="hybridMultilevel"/>
     <w:tmpl w:val="10B2FFDC"/>
     <w:lvl w:ilvl="0" w:tplc="04090001">
@@ -18083,7 +18083,7 @@
     </w:lvl>
   </w:abstractNum>
   <w:abstractNum xmlns:w15="http://schemas.microsoft.com/office/word/2012/wordml" w:abstractNumId="10" w15:restartNumberingAfterBreak="0">
-    <w:nsid w:val="0129B191"/>
+    <w:nsid w:val="03A76ED0"/>
     <w:multiLevelType w:val="hybridMultilevel"/>
     <w:tmpl w:val="2D2A33EC"/>
     <w:lvl w:ilvl="0" w:tplc="04090001">
@@ -18196,7 +18196,7 @@
     </w:lvl>
   </w:abstractNum>
   <w:abstractNum xmlns:w15="http://schemas.microsoft.com/office/word/2012/wordml" w:abstractNumId="10" w15:restartNumberingAfterBreak="0">
-    <w:nsid w:val="013760A6"/>
+    <w:nsid w:val="0407EA1C"/>
     <w:multiLevelType w:val="hybridMultilevel"/>
     <w:tmpl w:val="6050746C"/>
     <w:lvl w:ilvl="0" w:tplc="04090001">
@@ -18309,7 +18309,7 @@
     </w:lvl>
   </w:abstractNum>
   <w:abstractNum xmlns:w15="http://schemas.microsoft.com/office/word/2012/wordml" w:abstractNumId="10" w15:restartNumberingAfterBreak="0">
-    <w:nsid w:val="037C9A28"/>
+    <w:nsid w:val="050198E9"/>
     <w:multiLevelType w:val="hybridMultilevel"/>
     <w:tmpl w:val="A81CB856"/>
     <w:lvl w:ilvl="0" w:tplc="04090001">
@@ -18422,7 +18422,7 @@
     </w:lvl>
   </w:abstractNum>
   <w:abstractNum xmlns:w15="http://schemas.microsoft.com/office/word/2012/wordml" w:abstractNumId="10" w15:restartNumberingAfterBreak="0">
-    <w:nsid w:val="0389B777"/>
+    <w:nsid w:val="00733532"/>
     <w:multiLevelType w:val="hybridMultilevel"/>
     <w:tmpl w:val="17383036"/>
     <w:lvl w:ilvl="0" w:tplc="04090001">
@@ -18535,7 +18535,7 @@
     </w:lvl>
   </w:abstractNum>
   <w:abstractNum xmlns:w15="http://schemas.microsoft.com/office/word/2012/wordml" w:abstractNumId="11" w15:restartNumberingAfterBreak="0">
-    <w:nsid w:val="048C178E"/>
+    <w:nsid w:val="03041363"/>
     <w:multiLevelType w:val="hybridMultilevel"/>
     <w:tmpl w:val="3EDAB924"/>
     <w:lvl w:ilvl="0" w:tplc="A050AA90">
